--- a/html/Notas.docx
+++ b/html/Notas.docx
@@ -29,6 +29,12 @@
         </w:rPr>
         <w:t>Pasar lo que tengo escrito en carpeta y traer compu</w:t>
       </w:r>
+      <w:r>
+        <w:rPr>
+          <w:lang w:val="es-MX"/>
+        </w:rPr>
+        <w:t>, revisar Git</w:t>
+      </w:r>
     </w:p>
     <w:p>
       <w:pPr>
@@ -348,6 +354,26 @@
           <w:lang w:val="es-MX"/>
         </w:rPr>
         <w:t>Barra que separa &lt;hr&gt;</w:t>
+      </w:r>
+    </w:p>
+    <w:p>
+      <w:pPr>
+        <w:rPr>
+          <w:lang w:val="es-MX"/>
+        </w:rPr>
+      </w:pPr>
+    </w:p>
+    <w:p>
+      <w:pPr>
+        <w:rPr>
+          <w:lang w:val="es-MX"/>
+        </w:rPr>
+      </w:pPr>
+      <w:r>
+        <w:rPr>
+          <w:lang w:val="es-MX"/>
+        </w:rPr>
+        <w:t>Git</w:t>
       </w:r>
     </w:p>
     <w:sectPr>

--- a/html/Notas.docx
+++ b/html/Notas.docx
@@ -27,8 +27,17 @@
           <w:highlight w:val="yellow"/>
           <w:lang w:val="es-MX"/>
         </w:rPr>
-        <w:t>Pasar lo que tengo escrito en carpeta y traer compu</w:t>
-      </w:r>
+        <w:t xml:space="preserve">Pasar lo que tengo escrito en carpeta y traer </w:t>
+      </w:r>
+      <w:proofErr w:type="spellStart"/>
+      <w:r>
+        <w:rPr>
+          <w:highlight w:val="yellow"/>
+          <w:lang w:val="es-MX"/>
+        </w:rPr>
+        <w:t>compu</w:t>
+      </w:r>
+      <w:proofErr w:type="spellEnd"/>
       <w:r>
         <w:rPr>
           <w:lang w:val="es-MX"/>
@@ -120,37 +129,109 @@
           <w:lang w:val="es-MX"/>
         </w:rPr>
       </w:pPr>
-      <w:r>
-        <w:rPr>
-          <w:lang w:val="es-MX"/>
-        </w:rPr>
-        <w:t>Navigation (redirije a otras paginas)</w:t>
-      </w:r>
-    </w:p>
-    <w:p>
-      <w:pPr>
-        <w:rPr>
-          <w:lang w:val="es-MX"/>
-        </w:rPr>
-      </w:pPr>
-      <w:r>
-        <w:rPr>
-          <w:lang w:val="es-MX"/>
-        </w:rPr>
-        <w:t>Buttons*..</w:t>
-      </w:r>
-    </w:p>
-    <w:p>
-      <w:pPr>
-        <w:rPr>
-          <w:lang w:val="es-MX"/>
-        </w:rPr>
-      </w:pPr>
-      <w:r>
-        <w:rPr>
-          <w:lang w:val="es-MX"/>
-        </w:rPr>
-        <w:t>Click derecho-Open with live server- in Microsoft Edge</w:t>
+      <w:proofErr w:type="spellStart"/>
+      <w:r>
+        <w:rPr>
+          <w:lang w:val="es-MX"/>
+        </w:rPr>
+        <w:t>Navigation</w:t>
+      </w:r>
+      <w:proofErr w:type="spellEnd"/>
+      <w:r>
+        <w:rPr>
+          <w:lang w:val="es-MX"/>
+        </w:rPr>
+        <w:t xml:space="preserve"> (</w:t>
+      </w:r>
+      <w:proofErr w:type="spellStart"/>
+      <w:r>
+        <w:rPr>
+          <w:lang w:val="es-MX"/>
+        </w:rPr>
+        <w:t>redirije</w:t>
+      </w:r>
+      <w:proofErr w:type="spellEnd"/>
+      <w:r>
+        <w:rPr>
+          <w:lang w:val="es-MX"/>
+        </w:rPr>
+        <w:t xml:space="preserve"> a otras </w:t>
+      </w:r>
+      <w:proofErr w:type="spellStart"/>
+      <w:r>
+        <w:rPr>
+          <w:lang w:val="es-MX"/>
+        </w:rPr>
+        <w:t>paginas</w:t>
+      </w:r>
+      <w:proofErr w:type="spellEnd"/>
+      <w:r>
+        <w:rPr>
+          <w:lang w:val="es-MX"/>
+        </w:rPr>
+        <w:t>)</w:t>
+      </w:r>
+    </w:p>
+    <w:p>
+      <w:pPr>
+        <w:rPr>
+          <w:lang w:val="es-MX"/>
+        </w:rPr>
+      </w:pPr>
+      <w:proofErr w:type="spellStart"/>
+      <w:r>
+        <w:rPr>
+          <w:lang w:val="es-MX"/>
+        </w:rPr>
+        <w:t>Buttons</w:t>
+      </w:r>
+      <w:proofErr w:type="spellEnd"/>
+      <w:r>
+        <w:rPr>
+          <w:lang w:val="es-MX"/>
+        </w:rPr>
+        <w:t>*..</w:t>
+      </w:r>
+    </w:p>
+    <w:p>
+      <w:pPr>
+        <w:rPr>
+          <w:lang w:val="es-MX"/>
+        </w:rPr>
+      </w:pPr>
+      <w:r>
+        <w:rPr>
+          <w:lang w:val="es-MX"/>
+        </w:rPr>
+        <w:t xml:space="preserve">Click derecho-Open </w:t>
+      </w:r>
+      <w:proofErr w:type="spellStart"/>
+      <w:r>
+        <w:rPr>
+          <w:lang w:val="es-MX"/>
+        </w:rPr>
+        <w:t>with</w:t>
+      </w:r>
+      <w:proofErr w:type="spellEnd"/>
+      <w:r>
+        <w:rPr>
+          <w:lang w:val="es-MX"/>
+        </w:rPr>
+        <w:t xml:space="preserve"> </w:t>
+      </w:r>
+      <w:proofErr w:type="spellStart"/>
+      <w:r>
+        <w:rPr>
+          <w:lang w:val="es-MX"/>
+        </w:rPr>
+        <w:t>live</w:t>
+      </w:r>
+      <w:proofErr w:type="spellEnd"/>
+      <w:r>
+        <w:rPr>
+          <w:lang w:val="es-MX"/>
+        </w:rPr>
+        <w:t xml:space="preserve"> server- in Microsoft Edge</w:t>
       </w:r>
     </w:p>
     <w:p>
@@ -189,7 +270,35 @@
         <w:rPr>
           <w:lang w:val="es-MX"/>
         </w:rPr>
-        <w:t xml:space="preserve"> (podes poner el Hx dentro de la section)</w:t>
+        <w:t xml:space="preserve"> (podes poner el </w:t>
+      </w:r>
+      <w:proofErr w:type="spellStart"/>
+      <w:r>
+        <w:rPr>
+          <w:lang w:val="es-MX"/>
+        </w:rPr>
+        <w:t>Hx</w:t>
+      </w:r>
+      <w:proofErr w:type="spellEnd"/>
+      <w:r>
+        <w:rPr>
+          <w:lang w:val="es-MX"/>
+        </w:rPr>
+        <w:t xml:space="preserve"> dentro de la </w:t>
+      </w:r>
+      <w:proofErr w:type="spellStart"/>
+      <w:r>
+        <w:rPr>
+          <w:lang w:val="es-MX"/>
+        </w:rPr>
+        <w:t>section</w:t>
+      </w:r>
+      <w:proofErr w:type="spellEnd"/>
+      <w:r>
+        <w:rPr>
+          <w:lang w:val="es-MX"/>
+        </w:rPr>
+        <w:t>)</w:t>
       </w:r>
     </w:p>
     <w:p>
@@ -237,38 +346,96 @@
           <w:lang w:val="es-MX"/>
         </w:rPr>
       </w:pPr>
-      <w:r>
-        <w:rPr>
-          <w:lang w:val="es-MX"/>
-        </w:rPr>
-        <w:t>Img= imagen/ src=</w:t>
-      </w:r>
-    </w:p>
-    <w:p>
-      <w:pPr>
-        <w:rPr>
-          <w:lang w:val="es-MX"/>
-        </w:rPr>
-      </w:pPr>
-      <w:r>
-        <w:rPr>
-          <w:lang w:val="es-MX"/>
-        </w:rPr>
-        <w:t>Truco: con “alt” y seleccionando podes seleccionar y escribir en mas de un lugar a la vez</w:t>
-      </w:r>
-    </w:p>
-    <w:p>
-      <w:pPr>
-        <w:rPr>
-          <w:lang w:val="es-MX"/>
-        </w:rPr>
-      </w:pPr>
-      <w:r>
-        <w:rPr>
-          <w:lang w:val="es-MX"/>
-        </w:rPr>
-        <w:t>Truco: Alt Z para colapsar el parrafo</w:t>
-      </w:r>
+      <w:proofErr w:type="spellStart"/>
+      <w:r>
+        <w:rPr>
+          <w:lang w:val="es-MX"/>
+        </w:rPr>
+        <w:t>Img</w:t>
+      </w:r>
+      <w:proofErr w:type="spellEnd"/>
+      <w:r>
+        <w:rPr>
+          <w:lang w:val="es-MX"/>
+        </w:rPr>
+        <w:t xml:space="preserve">= imagen/ </w:t>
+      </w:r>
+      <w:proofErr w:type="spellStart"/>
+      <w:r>
+        <w:rPr>
+          <w:lang w:val="es-MX"/>
+        </w:rPr>
+        <w:t>src</w:t>
+      </w:r>
+      <w:proofErr w:type="spellEnd"/>
+      <w:r>
+        <w:rPr>
+          <w:lang w:val="es-MX"/>
+        </w:rPr>
+        <w:t>=</w:t>
+      </w:r>
+    </w:p>
+    <w:p>
+      <w:pPr>
+        <w:rPr>
+          <w:lang w:val="es-MX"/>
+        </w:rPr>
+      </w:pPr>
+      <w:r>
+        <w:rPr>
+          <w:lang w:val="es-MX"/>
+        </w:rPr>
+        <w:t>Truco: con “</w:t>
+      </w:r>
+      <w:proofErr w:type="spellStart"/>
+      <w:r>
+        <w:rPr>
+          <w:lang w:val="es-MX"/>
+        </w:rPr>
+        <w:t>alt</w:t>
+      </w:r>
+      <w:proofErr w:type="spellEnd"/>
+      <w:r>
+        <w:rPr>
+          <w:lang w:val="es-MX"/>
+        </w:rPr>
+        <w:t xml:space="preserve">” y seleccionando podes seleccionar y escribir en </w:t>
+      </w:r>
+      <w:proofErr w:type="spellStart"/>
+      <w:r>
+        <w:rPr>
+          <w:lang w:val="es-MX"/>
+        </w:rPr>
+        <w:t>mas</w:t>
+      </w:r>
+      <w:proofErr w:type="spellEnd"/>
+      <w:r>
+        <w:rPr>
+          <w:lang w:val="es-MX"/>
+        </w:rPr>
+        <w:t xml:space="preserve"> de un lugar a la vez</w:t>
+      </w:r>
+    </w:p>
+    <w:p>
+      <w:pPr>
+        <w:rPr>
+          <w:lang w:val="es-MX"/>
+        </w:rPr>
+      </w:pPr>
+      <w:r>
+        <w:rPr>
+          <w:lang w:val="es-MX"/>
+        </w:rPr>
+        <w:t xml:space="preserve">Truco: Alt Z para colapsar el </w:t>
+      </w:r>
+      <w:proofErr w:type="spellStart"/>
+      <w:r>
+        <w:rPr>
+          <w:lang w:val="es-MX"/>
+        </w:rPr>
+        <w:t>parrafo</w:t>
+      </w:r>
+      <w:proofErr w:type="spellEnd"/>
     </w:p>
     <w:p>
       <w:pPr>
@@ -316,11 +483,19 @@
           <w:lang w:val="es-MX"/>
         </w:rPr>
       </w:pPr>
-      <w:r>
-        <w:rPr>
-          <w:lang w:val="es-MX"/>
-        </w:rPr>
-        <w:t>header&gt;h1*…</w:t>
+      <w:proofErr w:type="spellStart"/>
+      <w:r>
+        <w:rPr>
+          <w:lang w:val="es-MX"/>
+        </w:rPr>
+        <w:t>header</w:t>
+      </w:r>
+      <w:proofErr w:type="spellEnd"/>
+      <w:r>
+        <w:rPr>
+          <w:lang w:val="es-MX"/>
+        </w:rPr>
+        <w:t>&gt;h1*…</w:t>
       </w:r>
     </w:p>
     <w:p>
@@ -353,28 +528,1258 @@
         <w:rPr>
           <w:lang w:val="es-MX"/>
         </w:rPr>
-        <w:t>Barra que separa &lt;hr&gt;</w:t>
-      </w:r>
-    </w:p>
-    <w:p>
-      <w:pPr>
-        <w:rPr>
-          <w:lang w:val="es-MX"/>
-        </w:rPr>
-      </w:pPr>
-    </w:p>
-    <w:p>
-      <w:pPr>
-        <w:rPr>
-          <w:lang w:val="es-MX"/>
-        </w:rPr>
-      </w:pPr>
+        <w:t>Barra que separa &lt;</w:t>
+      </w:r>
+      <w:proofErr w:type="spellStart"/>
+      <w:r>
+        <w:rPr>
+          <w:lang w:val="es-MX"/>
+        </w:rPr>
+        <w:t>hr</w:t>
+      </w:r>
+      <w:proofErr w:type="spellEnd"/>
+      <w:r>
+        <w:rPr>
+          <w:lang w:val="es-MX"/>
+        </w:rPr>
+        <w:t>&gt;</w:t>
+      </w:r>
+    </w:p>
+    <w:p>
+      <w:pPr>
+        <w:rPr>
+          <w:lang w:val="es-MX"/>
+        </w:rPr>
+      </w:pPr>
+    </w:p>
+    <w:p>
       <w:r>
         <w:rPr>
           <w:lang w:val="es-MX"/>
         </w:rPr>
         <w:t>Git</w:t>
       </w:r>
+      <w:r>
+        <w:rPr>
+          <w:lang w:val="es-MX"/>
+        </w:rPr>
+        <w:t>:</w:t>
+      </w:r>
+      <w:r>
+        <w:rPr>
+          <w:rFonts w:ascii="Times New Roman" w:eastAsia="Times New Roman" w:hAnsi="Times New Roman" w:cs="Times New Roman"/>
+          <w:kern w:val="0"/>
+          <w:lang w:eastAsia="es-AR"/>
+          <w14:ligatures w14:val="none"/>
+        </w:rPr>
+        <w:t xml:space="preserve"> </w:t>
+      </w:r>
+      <w:r>
+        <w:t xml:space="preserve">Te lo explico fácil y directo </w:t>
+      </w:r>
+      <w:r>
+        <w:rPr>
+          <w:rFonts w:ascii="Segoe UI Emoji" w:hAnsi="Segoe UI Emoji" w:cs="Segoe UI Emoji"/>
+        </w:rPr>
+        <w:t>👇</w:t>
+      </w:r>
+    </w:p>
+    <w:p>
+      <w:r>
+        <w:pict w14:anchorId="2AE6D7A6">
+          <v:rect id="_x0000_i1025" style="width:0;height:1.5pt" o:hralign="center" o:hrstd="t" o:hr="t" fillcolor="#a0a0a0" stroked="f"/>
+        </w:pict>
+      </w:r>
+    </w:p>
+    <w:p>
+      <w:pPr>
+        <w:rPr>
+          <w:b/>
+          <w:bCs/>
+        </w:rPr>
+      </w:pPr>
+      <w:r>
+        <w:rPr>
+          <w:rFonts w:ascii="Segoe UI Emoji" w:hAnsi="Segoe UI Emoji" w:cs="Segoe UI Emoji"/>
+          <w:b/>
+          <w:bCs/>
+        </w:rPr>
+        <w:t>🧠</w:t>
+      </w:r>
+      <w:r>
+        <w:rPr>
+          <w:b/>
+          <w:bCs/>
+        </w:rPr>
+        <w:t xml:space="preserve"> ¿Qué es GitHub?</w:t>
+      </w:r>
+    </w:p>
+    <w:p>
+      <w:r>
+        <w:rPr>
+          <w:b/>
+          <w:bCs/>
+        </w:rPr>
+        <w:t>GitHub</w:t>
+      </w:r>
+      <w:r>
+        <w:t xml:space="preserve"> es una plataforma en internet donde </w:t>
+      </w:r>
+      <w:proofErr w:type="spellStart"/>
+      <w:r>
+        <w:t>podés</w:t>
+      </w:r>
+      <w:proofErr w:type="spellEnd"/>
+      <w:r>
+        <w:t xml:space="preserve"> </w:t>
+      </w:r>
+      <w:r>
+        <w:rPr>
+          <w:b/>
+          <w:bCs/>
+        </w:rPr>
+        <w:t>guardar, compartir y colaborar en código</w:t>
+      </w:r>
+      <w:r>
+        <w:t xml:space="preserve">. Funciona sobre </w:t>
+      </w:r>
+      <w:r>
+        <w:rPr>
+          <w:b/>
+          <w:bCs/>
+        </w:rPr>
+        <w:t>Git</w:t>
+      </w:r>
+      <w:r>
+        <w:t>, que es un sistema de control de versiones.</w:t>
+      </w:r>
+    </w:p>
+    <w:p>
+      <w:r>
+        <w:rPr>
+          <w:rFonts w:ascii="Segoe UI Emoji" w:hAnsi="Segoe UI Emoji" w:cs="Segoe UI Emoji"/>
+        </w:rPr>
+        <w:t>👉</w:t>
+      </w:r>
+      <w:r>
+        <w:t xml:space="preserve"> En palabras simples:</w:t>
+      </w:r>
+    </w:p>
+    <w:p>
+      <w:pPr>
+        <w:numPr>
+          <w:ilvl w:val="0"/>
+          <w:numId w:val="1"/>
+        </w:numPr>
+      </w:pPr>
+      <w:r>
+        <w:t>Git = herramienta para controlar cambios en tu código</w:t>
+      </w:r>
+    </w:p>
+    <w:p>
+      <w:pPr>
+        <w:numPr>
+          <w:ilvl w:val="0"/>
+          <w:numId w:val="1"/>
+        </w:numPr>
+      </w:pPr>
+      <w:r>
+        <w:t>GitHub = lugar online donde subís ese código</w:t>
+      </w:r>
+    </w:p>
+    <w:p>
+      <w:r>
+        <w:pict w14:anchorId="74EBB346">
+          <v:rect id="_x0000_i1026" style="width:0;height:1.5pt" o:hralign="center" o:hrstd="t" o:hr="t" fillcolor="#a0a0a0" stroked="f"/>
+        </w:pict>
+      </w:r>
+    </w:p>
+    <w:p>
+      <w:pPr>
+        <w:rPr>
+          <w:b/>
+          <w:bCs/>
+        </w:rPr>
+      </w:pPr>
+      <w:r>
+        <w:rPr>
+          <w:rFonts w:ascii="Segoe UI Emoji" w:hAnsi="Segoe UI Emoji" w:cs="Segoe UI Emoji"/>
+          <w:b/>
+          <w:bCs/>
+        </w:rPr>
+        <w:t>⚙️</w:t>
+      </w:r>
+      <w:r>
+        <w:rPr>
+          <w:b/>
+          <w:bCs/>
+        </w:rPr>
+        <w:t xml:space="preserve"> ¿Cómo funciona?</w:t>
+      </w:r>
+    </w:p>
+    <w:p>
+      <w:proofErr w:type="spellStart"/>
+      <w:r>
+        <w:t>Imaginá</w:t>
+      </w:r>
+      <w:proofErr w:type="spellEnd"/>
+      <w:r>
+        <w:t xml:space="preserve"> esto:</w:t>
+      </w:r>
+    </w:p>
+    <w:p>
+      <w:pPr>
+        <w:numPr>
+          <w:ilvl w:val="0"/>
+          <w:numId w:val="2"/>
+        </w:numPr>
+      </w:pPr>
+      <w:proofErr w:type="spellStart"/>
+      <w:r>
+        <w:t>Creás</w:t>
+      </w:r>
+      <w:proofErr w:type="spellEnd"/>
+      <w:r>
+        <w:t xml:space="preserve"> un proyecto (repositorio) en tu PC</w:t>
+      </w:r>
+    </w:p>
+    <w:p>
+      <w:pPr>
+        <w:numPr>
+          <w:ilvl w:val="0"/>
+          <w:numId w:val="2"/>
+        </w:numPr>
+      </w:pPr>
+      <w:proofErr w:type="spellStart"/>
+      <w:r>
+        <w:t>Usás</w:t>
+      </w:r>
+      <w:proofErr w:type="spellEnd"/>
+      <w:r>
+        <w:t xml:space="preserve"> Git para guardar cambios (como “guardados” del progreso)</w:t>
+      </w:r>
+    </w:p>
+    <w:p>
+      <w:pPr>
+        <w:numPr>
+          <w:ilvl w:val="0"/>
+          <w:numId w:val="2"/>
+        </w:numPr>
+      </w:pPr>
+      <w:r>
+        <w:t>Subís esos cambios a GitHub</w:t>
+      </w:r>
+    </w:p>
+    <w:p>
+      <w:pPr>
+        <w:numPr>
+          <w:ilvl w:val="0"/>
+          <w:numId w:val="2"/>
+        </w:numPr>
+      </w:pPr>
+      <w:proofErr w:type="spellStart"/>
+      <w:r>
+        <w:t>Podés</w:t>
+      </w:r>
+      <w:proofErr w:type="spellEnd"/>
+      <w:r>
+        <w:t xml:space="preserve"> acceder desde cualquier lugar o trabajar con otras personas</w:t>
+      </w:r>
+    </w:p>
+    <w:p>
+      <w:r>
+        <w:pict w14:anchorId="11497892">
+          <v:rect id="_x0000_i1027" style="width:0;height:1.5pt" o:hralign="center" o:hrstd="t" o:hr="t" fillcolor="#a0a0a0" stroked="f"/>
+        </w:pict>
+      </w:r>
+    </w:p>
+    <w:p>
+      <w:pPr>
+        <w:rPr>
+          <w:b/>
+          <w:bCs/>
+        </w:rPr>
+      </w:pPr>
+      <w:r>
+        <w:rPr>
+          <w:rFonts w:ascii="Segoe UI Emoji" w:hAnsi="Segoe UI Emoji" w:cs="Segoe UI Emoji"/>
+          <w:b/>
+          <w:bCs/>
+        </w:rPr>
+        <w:t>💻</w:t>
+      </w:r>
+      <w:r>
+        <w:rPr>
+          <w:b/>
+          <w:bCs/>
+        </w:rPr>
+        <w:t xml:space="preserve"> ¿Cómo se usa con Visual Studio Code?</w:t>
+      </w:r>
+    </w:p>
+    <w:p>
+      <w:r>
+        <w:t xml:space="preserve">VS Code tiene integración directa con Git y GitHub </w:t>
+      </w:r>
+      <w:r>
+        <w:rPr>
+          <w:rFonts w:ascii="Segoe UI Emoji" w:hAnsi="Segoe UI Emoji" w:cs="Segoe UI Emoji"/>
+        </w:rPr>
+        <w:t>👌</w:t>
+      </w:r>
+    </w:p>
+    <w:p>
+      <w:pPr>
+        <w:rPr>
+          <w:b/>
+          <w:bCs/>
+        </w:rPr>
+      </w:pPr>
+      <w:r>
+        <w:rPr>
+          <w:rFonts w:ascii="Segoe UI Emoji" w:hAnsi="Segoe UI Emoji" w:cs="Segoe UI Emoji"/>
+          <w:b/>
+          <w:bCs/>
+        </w:rPr>
+        <w:t>🔹</w:t>
+      </w:r>
+      <w:r>
+        <w:rPr>
+          <w:b/>
+          <w:bCs/>
+        </w:rPr>
+        <w:t xml:space="preserve"> Flujo básico:</w:t>
+      </w:r>
+    </w:p>
+    <w:p>
+      <w:pPr>
+        <w:numPr>
+          <w:ilvl w:val="0"/>
+          <w:numId w:val="3"/>
+        </w:numPr>
+      </w:pPr>
+      <w:r>
+        <w:rPr>
+          <w:b/>
+          <w:bCs/>
+        </w:rPr>
+        <w:t>Abrís tu proyecto en VS Code</w:t>
+      </w:r>
+    </w:p>
+    <w:p>
+      <w:pPr>
+        <w:numPr>
+          <w:ilvl w:val="0"/>
+          <w:numId w:val="3"/>
+        </w:numPr>
+      </w:pPr>
+      <w:r>
+        <w:t xml:space="preserve">Vas a la pestaña de “Control de código fuente” (icono de ramita </w:t>
+      </w:r>
+      <w:r>
+        <w:rPr>
+          <w:rFonts w:ascii="Segoe UI Emoji" w:hAnsi="Segoe UI Emoji" w:cs="Segoe UI Emoji"/>
+        </w:rPr>
+        <w:t>🌿</w:t>
+      </w:r>
+      <w:r>
+        <w:t>)</w:t>
+      </w:r>
+    </w:p>
+    <w:p>
+      <w:pPr>
+        <w:numPr>
+          <w:ilvl w:val="0"/>
+          <w:numId w:val="3"/>
+        </w:numPr>
+      </w:pPr>
+      <w:proofErr w:type="spellStart"/>
+      <w:r>
+        <w:t>Hacés</w:t>
+      </w:r>
+      <w:proofErr w:type="spellEnd"/>
+      <w:r>
+        <w:t xml:space="preserve"> cambios en archivos</w:t>
+      </w:r>
+    </w:p>
+    <w:p>
+      <w:pPr>
+        <w:numPr>
+          <w:ilvl w:val="0"/>
+          <w:numId w:val="3"/>
+        </w:numPr>
+      </w:pPr>
+      <w:r>
+        <w:t xml:space="preserve">Escribís un mensaje y </w:t>
+      </w:r>
+      <w:proofErr w:type="spellStart"/>
+      <w:r>
+        <w:t>hacés</w:t>
+      </w:r>
+      <w:proofErr w:type="spellEnd"/>
+      <w:r>
+        <w:t xml:space="preserve"> </w:t>
+      </w:r>
+      <w:proofErr w:type="spellStart"/>
+      <w:r>
+        <w:rPr>
+          <w:b/>
+          <w:bCs/>
+        </w:rPr>
+        <w:t>commit</w:t>
+      </w:r>
+      <w:proofErr w:type="spellEnd"/>
+    </w:p>
+    <w:p>
+      <w:pPr>
+        <w:numPr>
+          <w:ilvl w:val="0"/>
+          <w:numId w:val="3"/>
+        </w:numPr>
+      </w:pPr>
+      <w:proofErr w:type="spellStart"/>
+      <w:r>
+        <w:t>Hacés</w:t>
+      </w:r>
+      <w:proofErr w:type="spellEnd"/>
+      <w:r>
+        <w:t xml:space="preserve"> </w:t>
+      </w:r>
+      <w:proofErr w:type="spellStart"/>
+      <w:r>
+        <w:rPr>
+          <w:b/>
+          <w:bCs/>
+        </w:rPr>
+        <w:t>push</w:t>
+      </w:r>
+      <w:proofErr w:type="spellEnd"/>
+      <w:r>
+        <w:t xml:space="preserve"> para subir a GitHub</w:t>
+      </w:r>
+    </w:p>
+    <w:p>
+      <w:r>
+        <w:lastRenderedPageBreak/>
+        <w:pict w14:anchorId="4AA3417F">
+          <v:rect id="_x0000_i1028" style="width:0;height:1.5pt" o:hralign="center" o:hrstd="t" o:hr="t" fillcolor="#a0a0a0" stroked="f"/>
+        </w:pict>
+      </w:r>
+    </w:p>
+    <w:p>
+      <w:pPr>
+        <w:rPr>
+          <w:b/>
+          <w:bCs/>
+        </w:rPr>
+      </w:pPr>
+      <w:r>
+        <w:rPr>
+          <w:rFonts w:ascii="Segoe UI Emoji" w:hAnsi="Segoe UI Emoji" w:cs="Segoe UI Emoji"/>
+          <w:b/>
+          <w:bCs/>
+        </w:rPr>
+        <w:t>🔗</w:t>
+      </w:r>
+      <w:r>
+        <w:rPr>
+          <w:b/>
+          <w:bCs/>
+        </w:rPr>
+        <w:t xml:space="preserve"> Conectar VS Code con GitHub</w:t>
+      </w:r>
+    </w:p>
+    <w:p>
+      <w:pPr>
+        <w:rPr>
+          <w:b/>
+          <w:bCs/>
+        </w:rPr>
+      </w:pPr>
+      <w:r>
+        <w:rPr>
+          <w:b/>
+          <w:bCs/>
+        </w:rPr>
+        <w:t>1. Instalar Git</w:t>
+      </w:r>
+    </w:p>
+    <w:p>
+      <w:r>
+        <w:t xml:space="preserve">Primero </w:t>
+      </w:r>
+      <w:proofErr w:type="spellStart"/>
+      <w:r>
+        <w:t>necesitás</w:t>
+      </w:r>
+      <w:proofErr w:type="spellEnd"/>
+      <w:r>
+        <w:t xml:space="preserve"> tener Git instalado (ya configuraste </w:t>
+      </w:r>
+      <w:proofErr w:type="spellStart"/>
+      <w:r>
+        <w:t>user</w:t>
+      </w:r>
+      <w:proofErr w:type="spellEnd"/>
+      <w:r>
+        <w:t xml:space="preserve">/email </w:t>
+      </w:r>
+      <w:r>
+        <w:rPr>
+          <w:rFonts w:ascii="Segoe UI Emoji" w:hAnsi="Segoe UI Emoji" w:cs="Segoe UI Emoji"/>
+        </w:rPr>
+        <w:t>👍</w:t>
+      </w:r>
+      <w:r>
+        <w:t>)</w:t>
+      </w:r>
+    </w:p>
+    <w:p>
+      <w:pPr>
+        <w:rPr>
+          <w:b/>
+          <w:bCs/>
+        </w:rPr>
+      </w:pPr>
+      <w:r>
+        <w:rPr>
+          <w:b/>
+          <w:bCs/>
+        </w:rPr>
+        <w:t>2. Iniciar sesión en GitHub desde VS Code</w:t>
+      </w:r>
+    </w:p>
+    <w:p>
+      <w:pPr>
+        <w:numPr>
+          <w:ilvl w:val="0"/>
+          <w:numId w:val="4"/>
+        </w:numPr>
+      </w:pPr>
+      <w:proofErr w:type="spellStart"/>
+      <w:r>
+        <w:t>Presioná</w:t>
+      </w:r>
+      <w:proofErr w:type="spellEnd"/>
+      <w:r>
+        <w:t xml:space="preserve"> </w:t>
+      </w:r>
+      <w:proofErr w:type="spellStart"/>
+      <w:r>
+        <w:t>Ctrl</w:t>
+      </w:r>
+      <w:proofErr w:type="spellEnd"/>
+      <w:r>
+        <w:t xml:space="preserve"> + Shift + P</w:t>
+      </w:r>
+    </w:p>
+    <w:p>
+      <w:pPr>
+        <w:numPr>
+          <w:ilvl w:val="0"/>
+          <w:numId w:val="4"/>
+        </w:numPr>
+      </w:pPr>
+      <w:r>
+        <w:t xml:space="preserve">Escribí: GitHub: </w:t>
+      </w:r>
+      <w:proofErr w:type="spellStart"/>
+      <w:r>
+        <w:t>Sign</w:t>
+      </w:r>
+      <w:proofErr w:type="spellEnd"/>
+      <w:r>
+        <w:t xml:space="preserve"> in</w:t>
+      </w:r>
+    </w:p>
+    <w:p>
+      <w:pPr>
+        <w:numPr>
+          <w:ilvl w:val="0"/>
+          <w:numId w:val="4"/>
+        </w:numPr>
+      </w:pPr>
+      <w:r>
+        <w:t>Seguís los pasos</w:t>
+      </w:r>
+    </w:p>
+    <w:p>
+      <w:r>
+        <w:pict w14:anchorId="74147169">
+          <v:rect id="_x0000_i1029" style="width:0;height:1.5pt" o:hralign="center" o:hrstd="t" o:hr="t" fillcolor="#a0a0a0" stroked="f"/>
+        </w:pict>
+      </w:r>
+    </w:p>
+    <w:p>
+      <w:pPr>
+        <w:rPr>
+          <w:b/>
+          <w:bCs/>
+        </w:rPr>
+      </w:pPr>
+      <w:r>
+        <w:rPr>
+          <w:rFonts w:ascii="Segoe UI Emoji" w:hAnsi="Segoe UI Emoji" w:cs="Segoe UI Emoji"/>
+          <w:b/>
+          <w:bCs/>
+        </w:rPr>
+        <w:t>🚀</w:t>
+      </w:r>
+      <w:r>
+        <w:rPr>
+          <w:b/>
+          <w:bCs/>
+        </w:rPr>
+        <w:t xml:space="preserve"> Subir tu primer proyecto</w:t>
+      </w:r>
+    </w:p>
+    <w:p>
+      <w:r>
+        <w:t>Desde la terminal dentro de VS Code:</w:t>
+      </w:r>
+    </w:p>
+    <w:p>
+      <w:proofErr w:type="spellStart"/>
+      <w:r>
+        <w:t>git</w:t>
+      </w:r>
+      <w:proofErr w:type="spellEnd"/>
+      <w:r>
+        <w:t xml:space="preserve"> </w:t>
+      </w:r>
+      <w:proofErr w:type="spellStart"/>
+      <w:r>
+        <w:t>init</w:t>
+      </w:r>
+      <w:proofErr w:type="spellEnd"/>
+    </w:p>
+    <w:p>
+      <w:proofErr w:type="spellStart"/>
+      <w:r>
+        <w:t>git</w:t>
+      </w:r>
+      <w:proofErr w:type="spellEnd"/>
+      <w:r>
+        <w:t xml:space="preserve"> </w:t>
+      </w:r>
+      <w:proofErr w:type="spellStart"/>
+      <w:r>
+        <w:t>add</w:t>
+      </w:r>
+      <w:proofErr w:type="spellEnd"/>
+      <w:r>
+        <w:t xml:space="preserve"> .</w:t>
+      </w:r>
+    </w:p>
+    <w:p>
+      <w:proofErr w:type="spellStart"/>
+      <w:r>
+        <w:t>git</w:t>
+      </w:r>
+      <w:proofErr w:type="spellEnd"/>
+      <w:r>
+        <w:t xml:space="preserve"> </w:t>
+      </w:r>
+      <w:proofErr w:type="spellStart"/>
+      <w:r>
+        <w:t>commit</w:t>
+      </w:r>
+      <w:proofErr w:type="spellEnd"/>
+      <w:r>
+        <w:t xml:space="preserve"> -m "Primer </w:t>
+      </w:r>
+      <w:proofErr w:type="spellStart"/>
+      <w:r>
+        <w:t>commit</w:t>
+      </w:r>
+      <w:proofErr w:type="spellEnd"/>
+      <w:r>
+        <w:t>"</w:t>
+      </w:r>
+    </w:p>
+    <w:p>
+      <w:proofErr w:type="spellStart"/>
+      <w:r>
+        <w:t>git</w:t>
+      </w:r>
+      <w:proofErr w:type="spellEnd"/>
+      <w:r>
+        <w:t xml:space="preserve"> </w:t>
+      </w:r>
+      <w:proofErr w:type="spellStart"/>
+      <w:r>
+        <w:t>branch</w:t>
+      </w:r>
+      <w:proofErr w:type="spellEnd"/>
+      <w:r>
+        <w:t xml:space="preserve"> -M </w:t>
+      </w:r>
+      <w:proofErr w:type="spellStart"/>
+      <w:r>
+        <w:t>main</w:t>
+      </w:r>
+      <w:proofErr w:type="spellEnd"/>
+    </w:p>
+    <w:p>
+      <w:proofErr w:type="spellStart"/>
+      <w:r>
+        <w:t>git</w:t>
+      </w:r>
+      <w:proofErr w:type="spellEnd"/>
+      <w:r>
+        <w:t xml:space="preserve"> remote </w:t>
+      </w:r>
+      <w:proofErr w:type="spellStart"/>
+      <w:r>
+        <w:t>add</w:t>
+      </w:r>
+      <w:proofErr w:type="spellEnd"/>
+      <w:r>
+        <w:t xml:space="preserve"> </w:t>
+      </w:r>
+      <w:proofErr w:type="spellStart"/>
+      <w:r>
+        <w:t>origin</w:t>
+      </w:r>
+      <w:proofErr w:type="spellEnd"/>
+      <w:r>
+        <w:t xml:space="preserve"> https://github.com/tuusuario/turepo.git</w:t>
+      </w:r>
+    </w:p>
+    <w:p>
+      <w:proofErr w:type="spellStart"/>
+      <w:r>
+        <w:t>git</w:t>
+      </w:r>
+      <w:proofErr w:type="spellEnd"/>
+      <w:r>
+        <w:t xml:space="preserve"> </w:t>
+      </w:r>
+      <w:proofErr w:type="spellStart"/>
+      <w:r>
+        <w:t>push</w:t>
+      </w:r>
+      <w:proofErr w:type="spellEnd"/>
+      <w:r>
+        <w:t xml:space="preserve"> -u </w:t>
+      </w:r>
+      <w:proofErr w:type="spellStart"/>
+      <w:r>
+        <w:t>origin</w:t>
+      </w:r>
+      <w:proofErr w:type="spellEnd"/>
+      <w:r>
+        <w:t xml:space="preserve"> </w:t>
+      </w:r>
+      <w:proofErr w:type="spellStart"/>
+      <w:r>
+        <w:t>main</w:t>
+      </w:r>
+      <w:proofErr w:type="spellEnd"/>
+    </w:p>
+    <w:p>
+      <w:r>
+        <w:pict w14:anchorId="4F4FC5E6">
+          <v:rect id="_x0000_i1030" style="width:0;height:1.5pt" o:hralign="center" o:hrstd="t" o:hr="t" fillcolor="#a0a0a0" stroked="f"/>
+        </w:pict>
+      </w:r>
+    </w:p>
+    <w:p>
+      <w:pPr>
+        <w:rPr>
+          <w:b/>
+          <w:bCs/>
+        </w:rPr>
+      </w:pPr>
+      <w:r>
+        <w:rPr>
+          <w:rFonts w:ascii="Segoe UI Emoji" w:hAnsi="Segoe UI Emoji" w:cs="Segoe UI Emoji"/>
+          <w:b/>
+          <w:bCs/>
+        </w:rPr>
+        <w:t>🎯</w:t>
+      </w:r>
+      <w:r>
+        <w:rPr>
+          <w:b/>
+          <w:bCs/>
+        </w:rPr>
+        <w:t xml:space="preserve"> Resumen rápido</w:t>
+      </w:r>
+    </w:p>
+    <w:p>
+      <w:pPr>
+        <w:numPr>
+          <w:ilvl w:val="0"/>
+          <w:numId w:val="5"/>
+        </w:numPr>
+      </w:pPr>
+      <w:r>
+        <w:t>Git guarda cambios en tu código</w:t>
+      </w:r>
+    </w:p>
+    <w:p>
+      <w:pPr>
+        <w:numPr>
+          <w:ilvl w:val="0"/>
+          <w:numId w:val="5"/>
+        </w:numPr>
+      </w:pPr>
+      <w:r>
+        <w:t>GitHub los guarda en internet</w:t>
+      </w:r>
+    </w:p>
+    <w:p>
+      <w:pPr>
+        <w:numPr>
+          <w:ilvl w:val="0"/>
+          <w:numId w:val="5"/>
+        </w:numPr>
+      </w:pPr>
+      <w:r>
+        <w:t>VS Code te permite usar todo eso fácilmente desde una interfaz</w:t>
+      </w:r>
+    </w:p>
+    <w:p>
+      <w:r>
+        <w:pict w14:anchorId="4267F307">
+          <v:rect id="_x0000_i1031" style="width:0;height:1.5pt" o:hralign="center" o:hrstd="t" o:hr="t" fillcolor="#a0a0a0" stroked="f"/>
+        </w:pict>
+      </w:r>
+    </w:p>
+    <w:p>
+      <w:r>
+        <w:t xml:space="preserve">Si </w:t>
+      </w:r>
+      <w:proofErr w:type="spellStart"/>
+      <w:r>
+        <w:t>querés</w:t>
+      </w:r>
+      <w:proofErr w:type="spellEnd"/>
+      <w:r>
+        <w:t xml:space="preserve">, en el próximo paso te guío para </w:t>
+      </w:r>
+      <w:r>
+        <w:rPr>
+          <w:b/>
+          <w:bCs/>
+        </w:rPr>
+        <w:t>crear tu primer repo en GitHub y subirlo paso a paso</w:t>
+      </w:r>
+      <w:r>
+        <w:t xml:space="preserve"> (como si estuviéramos haciéndolo juntos).</w:t>
+      </w:r>
+    </w:p>
+    <w:p>
+      <w:pPr>
+        <w:rPr>
+          <w:lang w:val="es-MX"/>
+        </w:rPr>
+      </w:pPr>
+    </w:p>
+    <w:p>
+      <w:pPr>
+        <w:rPr>
+          <w:lang w:val="es-MX"/>
+        </w:rPr>
+      </w:pPr>
+    </w:p>
+    <w:p>
+      <w:pPr>
+        <w:rPr>
+          <w:lang w:val="es-MX"/>
+        </w:rPr>
+      </w:pPr>
+      <w:r>
+        <w:rPr>
+          <w:lang w:val="es-MX"/>
+        </w:rPr>
+        <w:t>&lt;</w:t>
+      </w:r>
+      <w:proofErr w:type="spellStart"/>
+      <w:r>
+        <w:rPr>
+          <w:lang w:val="es-MX"/>
+        </w:rPr>
+        <w:t>img</w:t>
+      </w:r>
+      <w:proofErr w:type="spellEnd"/>
+      <w:r>
+        <w:rPr>
+          <w:lang w:val="es-MX"/>
+        </w:rPr>
+        <w:t>&gt; interna o externa</w:t>
+      </w:r>
+    </w:p>
+    <w:p>
+      <w:pPr>
+        <w:rPr>
+          <w:lang w:val="es-MX"/>
+        </w:rPr>
+      </w:pPr>
+      <w:r>
+        <w:rPr>
+          <w:lang w:val="es-MX"/>
+        </w:rPr>
+        <w:lastRenderedPageBreak/>
+        <w:t>./ (desde) nombre carpeta /.vvv.jpg</w:t>
+      </w:r>
+    </w:p>
+    <w:p>
+      <w:pPr>
+        <w:rPr>
+          <w:lang w:val="es-MX"/>
+        </w:rPr>
+      </w:pPr>
+      <w:r>
+        <w:rPr>
+          <w:lang w:val="es-MX"/>
+        </w:rPr>
+        <w:t>Alt: texto alternativo</w:t>
+      </w:r>
+    </w:p>
+    <w:p>
+      <w:pPr>
+        <w:rPr>
+          <w:lang w:val="es-MX"/>
+        </w:rPr>
+      </w:pPr>
+      <w:proofErr w:type="spellStart"/>
+      <w:r>
+        <w:rPr>
+          <w:lang w:val="es-MX"/>
+        </w:rPr>
+        <w:t>Width</w:t>
+      </w:r>
+      <w:proofErr w:type="spellEnd"/>
+      <w:r>
+        <w:rPr>
+          <w:lang w:val="es-MX"/>
+        </w:rPr>
+        <w:t xml:space="preserve"> </w:t>
+      </w:r>
+    </w:p>
+    <w:p>
+      <w:pPr>
+        <w:rPr>
+          <w:lang w:val="es-MX"/>
+        </w:rPr>
+      </w:pPr>
+      <w:r>
+        <w:rPr>
+          <w:lang w:val="es-MX"/>
+        </w:rPr>
+        <w:t xml:space="preserve">Height: </w:t>
+      </w:r>
+      <w:proofErr w:type="spellStart"/>
+      <w:r>
+        <w:rPr>
+          <w:lang w:val="es-MX"/>
+        </w:rPr>
+        <w:t>px</w:t>
+      </w:r>
+      <w:proofErr w:type="spellEnd"/>
+      <w:r>
+        <w:rPr>
+          <w:lang w:val="es-MX"/>
+        </w:rPr>
+        <w:t xml:space="preserve">/porcentaje del </w:t>
+      </w:r>
+    </w:p>
+    <w:p>
+      <w:pPr>
+        <w:rPr>
+          <w:lang w:val="es-MX"/>
+        </w:rPr>
+      </w:pPr>
+    </w:p>
+    <w:p>
+      <w:pPr>
+        <w:rPr>
+          <w:lang w:val="es-MX"/>
+        </w:rPr>
+      </w:pPr>
+      <w:proofErr w:type="spellStart"/>
+      <w:r>
+        <w:rPr>
+          <w:lang w:val="es-MX"/>
+        </w:rPr>
+        <w:t>Tablericons</w:t>
+      </w:r>
+      <w:proofErr w:type="spellEnd"/>
+      <w:r>
+        <w:rPr>
+          <w:lang w:val="es-MX"/>
+        </w:rPr>
+        <w:t>=iconos copiar-----</w:t>
+      </w:r>
+    </w:p>
+    <w:p>
+      <w:pPr>
+        <w:rPr>
+          <w:lang w:val="es-MX"/>
+        </w:rPr>
+      </w:pPr>
+      <w:r>
+        <w:rPr>
+          <w:lang w:val="es-MX"/>
+        </w:rPr>
+        <w:t>SVG</w:t>
+      </w:r>
+    </w:p>
+    <w:p>
+      <w:pPr>
+        <w:rPr>
+          <w:lang w:val="es-MX"/>
+        </w:rPr>
+      </w:pPr>
+      <w:r>
+        <w:rPr>
+          <w:lang w:val="es-MX"/>
+        </w:rPr>
+        <w:t xml:space="preserve">Java lo vuelve interactivo y </w:t>
+      </w:r>
+      <w:proofErr w:type="spellStart"/>
+      <w:r>
+        <w:rPr>
+          <w:lang w:val="es-MX"/>
+        </w:rPr>
+        <w:t>csv</w:t>
+      </w:r>
+      <w:proofErr w:type="spellEnd"/>
+      <w:r>
+        <w:rPr>
+          <w:lang w:val="es-MX"/>
+        </w:rPr>
+        <w:t xml:space="preserve"> lo decora</w:t>
+      </w:r>
+    </w:p>
+    <w:p>
+      <w:pPr>
+        <w:rPr>
+          <w:lang w:val="es-MX"/>
+        </w:rPr>
+      </w:pPr>
+    </w:p>
+    <w:p>
+      <w:pPr>
+        <w:rPr>
+          <w:lang w:val="es-MX"/>
+        </w:rPr>
+      </w:pPr>
+      <w:r>
+        <w:rPr>
+          <w:lang w:val="es-MX"/>
+        </w:rPr>
+        <w:t>¡!</w:t>
+      </w:r>
+    </w:p>
+    <w:p>
+      <w:pPr>
+        <w:rPr>
+          <w:lang w:val="es-MX"/>
+        </w:rPr>
+      </w:pPr>
+      <w:r>
+        <w:rPr>
+          <w:lang w:val="es-MX"/>
+        </w:rPr>
+        <w:t xml:space="preserve">Nombre de la clase </w:t>
+      </w:r>
+      <w:proofErr w:type="spellStart"/>
+      <w:r>
+        <w:rPr>
+          <w:lang w:val="es-MX"/>
+        </w:rPr>
+        <w:t>title</w:t>
+      </w:r>
+      <w:proofErr w:type="spellEnd"/>
+    </w:p>
+    <w:p>
+      <w:pPr>
+        <w:rPr>
+          <w:lang w:val="es-MX"/>
+        </w:rPr>
+      </w:pPr>
+      <w:r>
+        <w:rPr>
+          <w:lang w:val="es-MX"/>
+        </w:rPr>
+        <w:t xml:space="preserve">Meta </w:t>
+      </w:r>
+      <w:proofErr w:type="spellStart"/>
+      <w:r>
+        <w:rPr>
+          <w:lang w:val="es-MX"/>
+        </w:rPr>
+        <w:t>desc</w:t>
+      </w:r>
+      <w:proofErr w:type="spellEnd"/>
+      <w:r>
+        <w:rPr>
+          <w:lang w:val="es-MX"/>
+        </w:rPr>
+        <w:t xml:space="preserve"> (chat)</w:t>
+      </w:r>
+    </w:p>
+    <w:p>
+      <w:pPr>
+        <w:rPr>
+          <w:lang w:val="es-MX"/>
+        </w:rPr>
+      </w:pPr>
+      <w:r>
+        <w:rPr>
+          <w:lang w:val="es-MX"/>
+        </w:rPr>
+        <w:t xml:space="preserve">Meta </w:t>
+      </w:r>
+      <w:proofErr w:type="spellStart"/>
+      <w:r>
+        <w:rPr>
+          <w:lang w:val="es-MX"/>
+        </w:rPr>
+        <w:t>keyword</w:t>
+      </w:r>
+      <w:proofErr w:type="spellEnd"/>
+      <w:r>
+        <w:rPr>
+          <w:lang w:val="es-MX"/>
+        </w:rPr>
+        <w:t xml:space="preserve"> (chat)</w:t>
+      </w:r>
+    </w:p>
+    <w:p>
+      <w:pPr>
+        <w:rPr>
+          <w:lang w:val="es-MX"/>
+        </w:rPr>
+      </w:pPr>
+      <w:proofErr w:type="spellStart"/>
+      <w:r>
+        <w:rPr>
+          <w:lang w:val="es-MX"/>
+        </w:rPr>
+        <w:t>Desc</w:t>
+      </w:r>
+      <w:proofErr w:type="spellEnd"/>
+      <w:r>
+        <w:rPr>
+          <w:lang w:val="es-MX"/>
+        </w:rPr>
+        <w:t xml:space="preserve"> por autor</w:t>
+      </w:r>
+    </w:p>
+    <w:p>
+      <w:pPr>
+        <w:rPr>
+          <w:lang w:val="es-MX"/>
+        </w:rPr>
+      </w:pPr>
+      <w:proofErr w:type="spellStart"/>
+      <w:r>
+        <w:rPr>
+          <w:lang w:val="es-MX"/>
+        </w:rPr>
+        <w:t>Img</w:t>
+      </w:r>
+      <w:proofErr w:type="spellEnd"/>
+      <w:r>
+        <w:rPr>
+          <w:lang w:val="es-MX"/>
+        </w:rPr>
+        <w:t xml:space="preserve"> png descargar en </w:t>
+      </w:r>
+      <w:proofErr w:type="spellStart"/>
+      <w:r>
+        <w:rPr>
+          <w:lang w:val="es-MX"/>
+        </w:rPr>
+        <w:t>assets</w:t>
+      </w:r>
+      <w:proofErr w:type="spellEnd"/>
+    </w:p>
+    <w:p>
+      <w:pPr>
+        <w:rPr>
+          <w:lang w:val="es-MX"/>
+        </w:rPr>
+      </w:pPr>
+      <w:r>
+        <w:rPr>
+          <w:lang w:val="es-MX"/>
+        </w:rPr>
+        <w:t xml:space="preserve">Body </w:t>
+      </w:r>
+      <w:proofErr w:type="spellStart"/>
+      <w:r>
+        <w:rPr>
+          <w:lang w:val="es-MX"/>
+        </w:rPr>
+        <w:t>header</w:t>
+      </w:r>
+      <w:proofErr w:type="spellEnd"/>
+      <w:r>
+        <w:rPr>
+          <w:lang w:val="es-MX"/>
+        </w:rPr>
+        <w:t xml:space="preserve"> </w:t>
+      </w:r>
+      <w:proofErr w:type="spellStart"/>
+      <w:r>
+        <w:rPr>
+          <w:lang w:val="es-MX"/>
+        </w:rPr>
+        <w:t>nav</w:t>
+      </w:r>
+      <w:proofErr w:type="spellEnd"/>
+      <w:r>
+        <w:rPr>
+          <w:lang w:val="es-MX"/>
+        </w:rPr>
+        <w:t xml:space="preserve"> </w:t>
+      </w:r>
+    </w:p>
+    <w:p>
+      <w:pPr>
+        <w:rPr>
+          <w:lang w:val="es-MX"/>
+        </w:rPr>
+      </w:pPr>
+      <w:r>
+        <w:rPr>
+          <w:lang w:val="es-MX"/>
+        </w:rPr>
+        <w:t xml:space="preserve">Main </w:t>
+      </w:r>
+      <w:proofErr w:type="spellStart"/>
+      <w:r>
+        <w:rPr>
+          <w:lang w:val="es-MX"/>
+        </w:rPr>
+        <w:t>sections</w:t>
+      </w:r>
+      <w:proofErr w:type="spellEnd"/>
+      <w:r>
+        <w:rPr>
+          <w:lang w:val="es-MX"/>
+        </w:rPr>
+        <w:t xml:space="preserve"> </w:t>
+      </w:r>
+    </w:p>
+    <w:p>
+      <w:pPr>
+        <w:rPr>
+          <w:lang w:val="es-MX"/>
+        </w:rPr>
+      </w:pPr>
+      <w:proofErr w:type="spellStart"/>
+      <w:r>
+        <w:rPr>
+          <w:lang w:val="es-MX"/>
+        </w:rPr>
+        <w:t>footer</w:t>
+      </w:r>
+      <w:proofErr w:type="spellEnd"/>
     </w:p>
     <w:sectPr>
       <w:pgSz w:w="11906" w:h="16838"/>
@@ -384,6 +1789,699 @@
     </w:sectPr>
   </w:body>
 </w:document>
+</file>
+
+<file path=word/numbering.xml><?xml version="1.0" encoding="utf-8"?>
+<w:numbering xmlns:wpc="http://schemas.microsoft.com/office/word/2010/wordprocessingCanvas" xmlns:cx="http://schemas.microsoft.com/office/drawing/2014/chartex" xmlns:cx1="http://schemas.microsoft.com/office/drawing/2015/9/8/chartex" xmlns:cx2="http://schemas.microsoft.com/office/drawing/2015/10/21/chartex" xmlns:cx3="http://schemas.microsoft.com/office/drawing/2016/5/9/chartex" xmlns:cx4="http://schemas.microsoft.com/office/drawing/2016/5/10/chartex" xmlns:cx5="http://schemas.microsoft.com/office/drawing/2016/5/11/chartex" xmlns:cx6="http://schemas.microsoft.com/office/drawing/2016/5/12/chartex" xmlns:cx7="http://schemas.microsoft.com/office/drawing/2016/5/13/chartex" xmlns:cx8="http://schemas.microsoft.com/office/drawing/2016/5/14/chartex" xmlns:mc="http://schemas.openxmlformats.org/markup-compatibility/2006" xmlns:aink="http://schemas.microsoft.com/office/drawing/2016/ink" xmlns:am3d="http://schemas.microsoft.com/office/drawing/2017/model3d" xmlns:o="urn:schemas-microsoft-com:office:office" xmlns:oel="http://schemas.microsoft.com/office/2019/extlst" xmlns:r="http://schemas.openxmlformats.org/officeDocument/2006/relationships" xmlns:m="http://schemas.openxmlformats.org/officeDocument/2006/math" xmlns:v="urn:schemas-microsoft-com:vml" xmlns:wp14="http://schemas.microsoft.com/office/word/2010/wordprocessingDrawing" xmlns:wp="http://schemas.openxmlformats.org/drawingml/2006/wordprocessingDrawing" xmlns:w10="urn:schemas-microsoft-com:office:word" xmlns:w="http://schemas.openxmlformats.org/wordprocessingml/2006/main" xmlns:w14="http://schemas.microsoft.com/office/word/2010/wordml" xmlns:w15="http://schemas.microsoft.com/office/word/2012/wordml" xmlns:w16cex="http://schemas.microsoft.com/office/word/2018/wordml/cex" xmlns:w16cid="http://schemas.microsoft.com/office/word/2016/wordml/cid" xmlns:w16="http://schemas.microsoft.com/office/word/2018/wordml" xmlns:w16du="http://schemas.microsoft.com/office/word/2023/wordml/word16du" xmlns:w16sdtdh="http://schemas.microsoft.com/office/word/2020/wordml/sdtdatahash" xmlns:w16sdtfl="http://schemas.microsoft.com/office/word/2024/wordml/sdtformatlock" xmlns:w16se="http://schemas.microsoft.com/office/word/2015/wordml/symex" xmlns:wpg="http://schemas.microsoft.com/office/word/2010/wordprocessingGroup" xmlns:wpi="http://schemas.microsoft.com/office/word/2010/wordprocessingInk" xmlns:wne="http://schemas.microsoft.com/office/word/2006/wordml" xmlns:wps="http://schemas.microsoft.com/office/word/2010/wordprocessingShape" mc:Ignorable="w14 w15 w16se w16cid w16 w16cex w16sdtdh w16sdtfl w16du wp14">
+  <w:abstractNum w:abstractNumId="0" w15:restartNumberingAfterBreak="0">
+    <w:nsid w:val="1DB55608"/>
+    <w:multiLevelType w:val="multilevel"/>
+    <w:tmpl w:val="72140632"/>
+    <w:lvl w:ilvl="0">
+      <w:start w:val="1"/>
+      <w:numFmt w:val="bullet"/>
+      <w:lvlText w:val=""/>
+      <w:lvlJc w:val="left"/>
+      <w:pPr>
+        <w:tabs>
+          <w:tab w:val="num" w:pos="720"/>
+        </w:tabs>
+        <w:ind w:left="720" w:hanging="360"/>
+      </w:pPr>
+      <w:rPr>
+        <w:rFonts w:ascii="Symbol" w:hAnsi="Symbol" w:hint="default"/>
+        <w:sz w:val="20"/>
+      </w:rPr>
+    </w:lvl>
+    <w:lvl w:ilvl="1" w:tentative="1">
+      <w:start w:val="1"/>
+      <w:numFmt w:val="bullet"/>
+      <w:lvlText w:val="o"/>
+      <w:lvlJc w:val="left"/>
+      <w:pPr>
+        <w:tabs>
+          <w:tab w:val="num" w:pos="1440"/>
+        </w:tabs>
+        <w:ind w:left="1440" w:hanging="360"/>
+      </w:pPr>
+      <w:rPr>
+        <w:rFonts w:ascii="Courier New" w:hAnsi="Courier New" w:hint="default"/>
+        <w:sz w:val="20"/>
+      </w:rPr>
+    </w:lvl>
+    <w:lvl w:ilvl="2" w:tentative="1">
+      <w:start w:val="1"/>
+      <w:numFmt w:val="bullet"/>
+      <w:lvlText w:val=""/>
+      <w:lvlJc w:val="left"/>
+      <w:pPr>
+        <w:tabs>
+          <w:tab w:val="num" w:pos="2160"/>
+        </w:tabs>
+        <w:ind w:left="2160" w:hanging="360"/>
+      </w:pPr>
+      <w:rPr>
+        <w:rFonts w:ascii="Wingdings" w:hAnsi="Wingdings" w:hint="default"/>
+        <w:sz w:val="20"/>
+      </w:rPr>
+    </w:lvl>
+    <w:lvl w:ilvl="3" w:tentative="1">
+      <w:start w:val="1"/>
+      <w:numFmt w:val="bullet"/>
+      <w:lvlText w:val=""/>
+      <w:lvlJc w:val="left"/>
+      <w:pPr>
+        <w:tabs>
+          <w:tab w:val="num" w:pos="2880"/>
+        </w:tabs>
+        <w:ind w:left="2880" w:hanging="360"/>
+      </w:pPr>
+      <w:rPr>
+        <w:rFonts w:ascii="Wingdings" w:hAnsi="Wingdings" w:hint="default"/>
+        <w:sz w:val="20"/>
+      </w:rPr>
+    </w:lvl>
+    <w:lvl w:ilvl="4" w:tentative="1">
+      <w:start w:val="1"/>
+      <w:numFmt w:val="bullet"/>
+      <w:lvlText w:val=""/>
+      <w:lvlJc w:val="left"/>
+      <w:pPr>
+        <w:tabs>
+          <w:tab w:val="num" w:pos="3600"/>
+        </w:tabs>
+        <w:ind w:left="3600" w:hanging="360"/>
+      </w:pPr>
+      <w:rPr>
+        <w:rFonts w:ascii="Wingdings" w:hAnsi="Wingdings" w:hint="default"/>
+        <w:sz w:val="20"/>
+      </w:rPr>
+    </w:lvl>
+    <w:lvl w:ilvl="5" w:tentative="1">
+      <w:start w:val="1"/>
+      <w:numFmt w:val="bullet"/>
+      <w:lvlText w:val=""/>
+      <w:lvlJc w:val="left"/>
+      <w:pPr>
+        <w:tabs>
+          <w:tab w:val="num" w:pos="4320"/>
+        </w:tabs>
+        <w:ind w:left="4320" w:hanging="360"/>
+      </w:pPr>
+      <w:rPr>
+        <w:rFonts w:ascii="Wingdings" w:hAnsi="Wingdings" w:hint="default"/>
+        <w:sz w:val="20"/>
+      </w:rPr>
+    </w:lvl>
+    <w:lvl w:ilvl="6" w:tentative="1">
+      <w:start w:val="1"/>
+      <w:numFmt w:val="bullet"/>
+      <w:lvlText w:val=""/>
+      <w:lvlJc w:val="left"/>
+      <w:pPr>
+        <w:tabs>
+          <w:tab w:val="num" w:pos="5040"/>
+        </w:tabs>
+        <w:ind w:left="5040" w:hanging="360"/>
+      </w:pPr>
+      <w:rPr>
+        <w:rFonts w:ascii="Wingdings" w:hAnsi="Wingdings" w:hint="default"/>
+        <w:sz w:val="20"/>
+      </w:rPr>
+    </w:lvl>
+    <w:lvl w:ilvl="7" w:tentative="1">
+      <w:start w:val="1"/>
+      <w:numFmt w:val="bullet"/>
+      <w:lvlText w:val=""/>
+      <w:lvlJc w:val="left"/>
+      <w:pPr>
+        <w:tabs>
+          <w:tab w:val="num" w:pos="5760"/>
+        </w:tabs>
+        <w:ind w:left="5760" w:hanging="360"/>
+      </w:pPr>
+      <w:rPr>
+        <w:rFonts w:ascii="Wingdings" w:hAnsi="Wingdings" w:hint="default"/>
+        <w:sz w:val="20"/>
+      </w:rPr>
+    </w:lvl>
+    <w:lvl w:ilvl="8" w:tentative="1">
+      <w:start w:val="1"/>
+      <w:numFmt w:val="bullet"/>
+      <w:lvlText w:val=""/>
+      <w:lvlJc w:val="left"/>
+      <w:pPr>
+        <w:tabs>
+          <w:tab w:val="num" w:pos="6480"/>
+        </w:tabs>
+        <w:ind w:left="6480" w:hanging="360"/>
+      </w:pPr>
+      <w:rPr>
+        <w:rFonts w:ascii="Wingdings" w:hAnsi="Wingdings" w:hint="default"/>
+        <w:sz w:val="20"/>
+      </w:rPr>
+    </w:lvl>
+  </w:abstractNum>
+  <w:abstractNum w:abstractNumId="1" w15:restartNumberingAfterBreak="0">
+    <w:nsid w:val="2DCF2486"/>
+    <w:multiLevelType w:val="multilevel"/>
+    <w:tmpl w:val="CEE274AC"/>
+    <w:lvl w:ilvl="0">
+      <w:start w:val="1"/>
+      <w:numFmt w:val="bullet"/>
+      <w:lvlText w:val=""/>
+      <w:lvlJc w:val="left"/>
+      <w:pPr>
+        <w:tabs>
+          <w:tab w:val="num" w:pos="720"/>
+        </w:tabs>
+        <w:ind w:left="720" w:hanging="360"/>
+      </w:pPr>
+      <w:rPr>
+        <w:rFonts w:ascii="Symbol" w:hAnsi="Symbol" w:hint="default"/>
+        <w:sz w:val="20"/>
+      </w:rPr>
+    </w:lvl>
+    <w:lvl w:ilvl="1" w:tentative="1">
+      <w:start w:val="1"/>
+      <w:numFmt w:val="bullet"/>
+      <w:lvlText w:val="o"/>
+      <w:lvlJc w:val="left"/>
+      <w:pPr>
+        <w:tabs>
+          <w:tab w:val="num" w:pos="1440"/>
+        </w:tabs>
+        <w:ind w:left="1440" w:hanging="360"/>
+      </w:pPr>
+      <w:rPr>
+        <w:rFonts w:ascii="Courier New" w:hAnsi="Courier New" w:hint="default"/>
+        <w:sz w:val="20"/>
+      </w:rPr>
+    </w:lvl>
+    <w:lvl w:ilvl="2" w:tentative="1">
+      <w:start w:val="1"/>
+      <w:numFmt w:val="bullet"/>
+      <w:lvlText w:val=""/>
+      <w:lvlJc w:val="left"/>
+      <w:pPr>
+        <w:tabs>
+          <w:tab w:val="num" w:pos="2160"/>
+        </w:tabs>
+        <w:ind w:left="2160" w:hanging="360"/>
+      </w:pPr>
+      <w:rPr>
+        <w:rFonts w:ascii="Wingdings" w:hAnsi="Wingdings" w:hint="default"/>
+        <w:sz w:val="20"/>
+      </w:rPr>
+    </w:lvl>
+    <w:lvl w:ilvl="3" w:tentative="1">
+      <w:start w:val="1"/>
+      <w:numFmt w:val="bullet"/>
+      <w:lvlText w:val=""/>
+      <w:lvlJc w:val="left"/>
+      <w:pPr>
+        <w:tabs>
+          <w:tab w:val="num" w:pos="2880"/>
+        </w:tabs>
+        <w:ind w:left="2880" w:hanging="360"/>
+      </w:pPr>
+      <w:rPr>
+        <w:rFonts w:ascii="Wingdings" w:hAnsi="Wingdings" w:hint="default"/>
+        <w:sz w:val="20"/>
+      </w:rPr>
+    </w:lvl>
+    <w:lvl w:ilvl="4" w:tentative="1">
+      <w:start w:val="1"/>
+      <w:numFmt w:val="bullet"/>
+      <w:lvlText w:val=""/>
+      <w:lvlJc w:val="left"/>
+      <w:pPr>
+        <w:tabs>
+          <w:tab w:val="num" w:pos="3600"/>
+        </w:tabs>
+        <w:ind w:left="3600" w:hanging="360"/>
+      </w:pPr>
+      <w:rPr>
+        <w:rFonts w:ascii="Wingdings" w:hAnsi="Wingdings" w:hint="default"/>
+        <w:sz w:val="20"/>
+      </w:rPr>
+    </w:lvl>
+    <w:lvl w:ilvl="5" w:tentative="1">
+      <w:start w:val="1"/>
+      <w:numFmt w:val="bullet"/>
+      <w:lvlText w:val=""/>
+      <w:lvlJc w:val="left"/>
+      <w:pPr>
+        <w:tabs>
+          <w:tab w:val="num" w:pos="4320"/>
+        </w:tabs>
+        <w:ind w:left="4320" w:hanging="360"/>
+      </w:pPr>
+      <w:rPr>
+        <w:rFonts w:ascii="Wingdings" w:hAnsi="Wingdings" w:hint="default"/>
+        <w:sz w:val="20"/>
+      </w:rPr>
+    </w:lvl>
+    <w:lvl w:ilvl="6" w:tentative="1">
+      <w:start w:val="1"/>
+      <w:numFmt w:val="bullet"/>
+      <w:lvlText w:val=""/>
+      <w:lvlJc w:val="left"/>
+      <w:pPr>
+        <w:tabs>
+          <w:tab w:val="num" w:pos="5040"/>
+        </w:tabs>
+        <w:ind w:left="5040" w:hanging="360"/>
+      </w:pPr>
+      <w:rPr>
+        <w:rFonts w:ascii="Wingdings" w:hAnsi="Wingdings" w:hint="default"/>
+        <w:sz w:val="20"/>
+      </w:rPr>
+    </w:lvl>
+    <w:lvl w:ilvl="7" w:tentative="1">
+      <w:start w:val="1"/>
+      <w:numFmt w:val="bullet"/>
+      <w:lvlText w:val=""/>
+      <w:lvlJc w:val="left"/>
+      <w:pPr>
+        <w:tabs>
+          <w:tab w:val="num" w:pos="5760"/>
+        </w:tabs>
+        <w:ind w:left="5760" w:hanging="360"/>
+      </w:pPr>
+      <w:rPr>
+        <w:rFonts w:ascii="Wingdings" w:hAnsi="Wingdings" w:hint="default"/>
+        <w:sz w:val="20"/>
+      </w:rPr>
+    </w:lvl>
+    <w:lvl w:ilvl="8" w:tentative="1">
+      <w:start w:val="1"/>
+      <w:numFmt w:val="bullet"/>
+      <w:lvlText w:val=""/>
+      <w:lvlJc w:val="left"/>
+      <w:pPr>
+        <w:tabs>
+          <w:tab w:val="num" w:pos="6480"/>
+        </w:tabs>
+        <w:ind w:left="6480" w:hanging="360"/>
+      </w:pPr>
+      <w:rPr>
+        <w:rFonts w:ascii="Wingdings" w:hAnsi="Wingdings" w:hint="default"/>
+        <w:sz w:val="20"/>
+      </w:rPr>
+    </w:lvl>
+  </w:abstractNum>
+  <w:abstractNum w:abstractNumId="2" w15:restartNumberingAfterBreak="0">
+    <w:nsid w:val="376F6086"/>
+    <w:multiLevelType w:val="multilevel"/>
+    <w:tmpl w:val="6062123A"/>
+    <w:lvl w:ilvl="0">
+      <w:start w:val="1"/>
+      <w:numFmt w:val="decimal"/>
+      <w:lvlText w:val="%1."/>
+      <w:lvlJc w:val="left"/>
+      <w:pPr>
+        <w:tabs>
+          <w:tab w:val="num" w:pos="720"/>
+        </w:tabs>
+        <w:ind w:left="720" w:hanging="360"/>
+      </w:pPr>
+    </w:lvl>
+    <w:lvl w:ilvl="1" w:tentative="1">
+      <w:start w:val="1"/>
+      <w:numFmt w:val="decimal"/>
+      <w:lvlText w:val="%2."/>
+      <w:lvlJc w:val="left"/>
+      <w:pPr>
+        <w:tabs>
+          <w:tab w:val="num" w:pos="1440"/>
+        </w:tabs>
+        <w:ind w:left="1440" w:hanging="360"/>
+      </w:pPr>
+    </w:lvl>
+    <w:lvl w:ilvl="2" w:tentative="1">
+      <w:start w:val="1"/>
+      <w:numFmt w:val="decimal"/>
+      <w:lvlText w:val="%3."/>
+      <w:lvlJc w:val="left"/>
+      <w:pPr>
+        <w:tabs>
+          <w:tab w:val="num" w:pos="2160"/>
+        </w:tabs>
+        <w:ind w:left="2160" w:hanging="360"/>
+      </w:pPr>
+    </w:lvl>
+    <w:lvl w:ilvl="3" w:tentative="1">
+      <w:start w:val="1"/>
+      <w:numFmt w:val="decimal"/>
+      <w:lvlText w:val="%4."/>
+      <w:lvlJc w:val="left"/>
+      <w:pPr>
+        <w:tabs>
+          <w:tab w:val="num" w:pos="2880"/>
+        </w:tabs>
+        <w:ind w:left="2880" w:hanging="360"/>
+      </w:pPr>
+    </w:lvl>
+    <w:lvl w:ilvl="4" w:tentative="1">
+      <w:start w:val="1"/>
+      <w:numFmt w:val="decimal"/>
+      <w:lvlText w:val="%5."/>
+      <w:lvlJc w:val="left"/>
+      <w:pPr>
+        <w:tabs>
+          <w:tab w:val="num" w:pos="3600"/>
+        </w:tabs>
+        <w:ind w:left="3600" w:hanging="360"/>
+      </w:pPr>
+    </w:lvl>
+    <w:lvl w:ilvl="5" w:tentative="1">
+      <w:start w:val="1"/>
+      <w:numFmt w:val="decimal"/>
+      <w:lvlText w:val="%6."/>
+      <w:lvlJc w:val="left"/>
+      <w:pPr>
+        <w:tabs>
+          <w:tab w:val="num" w:pos="4320"/>
+        </w:tabs>
+        <w:ind w:left="4320" w:hanging="360"/>
+      </w:pPr>
+    </w:lvl>
+    <w:lvl w:ilvl="6" w:tentative="1">
+      <w:start w:val="1"/>
+      <w:numFmt w:val="decimal"/>
+      <w:lvlText w:val="%7."/>
+      <w:lvlJc w:val="left"/>
+      <w:pPr>
+        <w:tabs>
+          <w:tab w:val="num" w:pos="5040"/>
+        </w:tabs>
+        <w:ind w:left="5040" w:hanging="360"/>
+      </w:pPr>
+    </w:lvl>
+    <w:lvl w:ilvl="7" w:tentative="1">
+      <w:start w:val="1"/>
+      <w:numFmt w:val="decimal"/>
+      <w:lvlText w:val="%8."/>
+      <w:lvlJc w:val="left"/>
+      <w:pPr>
+        <w:tabs>
+          <w:tab w:val="num" w:pos="5760"/>
+        </w:tabs>
+        <w:ind w:left="5760" w:hanging="360"/>
+      </w:pPr>
+    </w:lvl>
+    <w:lvl w:ilvl="8" w:tentative="1">
+      <w:start w:val="1"/>
+      <w:numFmt w:val="decimal"/>
+      <w:lvlText w:val="%9."/>
+      <w:lvlJc w:val="left"/>
+      <w:pPr>
+        <w:tabs>
+          <w:tab w:val="num" w:pos="6480"/>
+        </w:tabs>
+        <w:ind w:left="6480" w:hanging="360"/>
+      </w:pPr>
+    </w:lvl>
+  </w:abstractNum>
+  <w:abstractNum w:abstractNumId="3" w15:restartNumberingAfterBreak="0">
+    <w:nsid w:val="627560A8"/>
+    <w:multiLevelType w:val="multilevel"/>
+    <w:tmpl w:val="9CFAC960"/>
+    <w:lvl w:ilvl="0">
+      <w:start w:val="1"/>
+      <w:numFmt w:val="decimal"/>
+      <w:lvlText w:val="%1."/>
+      <w:lvlJc w:val="left"/>
+      <w:pPr>
+        <w:tabs>
+          <w:tab w:val="num" w:pos="720"/>
+        </w:tabs>
+        <w:ind w:left="720" w:hanging="360"/>
+      </w:pPr>
+    </w:lvl>
+    <w:lvl w:ilvl="1" w:tentative="1">
+      <w:start w:val="1"/>
+      <w:numFmt w:val="decimal"/>
+      <w:lvlText w:val="%2."/>
+      <w:lvlJc w:val="left"/>
+      <w:pPr>
+        <w:tabs>
+          <w:tab w:val="num" w:pos="1440"/>
+        </w:tabs>
+        <w:ind w:left="1440" w:hanging="360"/>
+      </w:pPr>
+    </w:lvl>
+    <w:lvl w:ilvl="2" w:tentative="1">
+      <w:start w:val="1"/>
+      <w:numFmt w:val="decimal"/>
+      <w:lvlText w:val="%3."/>
+      <w:lvlJc w:val="left"/>
+      <w:pPr>
+        <w:tabs>
+          <w:tab w:val="num" w:pos="2160"/>
+        </w:tabs>
+        <w:ind w:left="2160" w:hanging="360"/>
+      </w:pPr>
+    </w:lvl>
+    <w:lvl w:ilvl="3" w:tentative="1">
+      <w:start w:val="1"/>
+      <w:numFmt w:val="decimal"/>
+      <w:lvlText w:val="%4."/>
+      <w:lvlJc w:val="left"/>
+      <w:pPr>
+        <w:tabs>
+          <w:tab w:val="num" w:pos="2880"/>
+        </w:tabs>
+        <w:ind w:left="2880" w:hanging="360"/>
+      </w:pPr>
+    </w:lvl>
+    <w:lvl w:ilvl="4" w:tentative="1">
+      <w:start w:val="1"/>
+      <w:numFmt w:val="decimal"/>
+      <w:lvlText w:val="%5."/>
+      <w:lvlJc w:val="left"/>
+      <w:pPr>
+        <w:tabs>
+          <w:tab w:val="num" w:pos="3600"/>
+        </w:tabs>
+        <w:ind w:left="3600" w:hanging="360"/>
+      </w:pPr>
+    </w:lvl>
+    <w:lvl w:ilvl="5" w:tentative="1">
+      <w:start w:val="1"/>
+      <w:numFmt w:val="decimal"/>
+      <w:lvlText w:val="%6."/>
+      <w:lvlJc w:val="left"/>
+      <w:pPr>
+        <w:tabs>
+          <w:tab w:val="num" w:pos="4320"/>
+        </w:tabs>
+        <w:ind w:left="4320" w:hanging="360"/>
+      </w:pPr>
+    </w:lvl>
+    <w:lvl w:ilvl="6" w:tentative="1">
+      <w:start w:val="1"/>
+      <w:numFmt w:val="decimal"/>
+      <w:lvlText w:val="%7."/>
+      <w:lvlJc w:val="left"/>
+      <w:pPr>
+        <w:tabs>
+          <w:tab w:val="num" w:pos="5040"/>
+        </w:tabs>
+        <w:ind w:left="5040" w:hanging="360"/>
+      </w:pPr>
+    </w:lvl>
+    <w:lvl w:ilvl="7" w:tentative="1">
+      <w:start w:val="1"/>
+      <w:numFmt w:val="decimal"/>
+      <w:lvlText w:val="%8."/>
+      <w:lvlJc w:val="left"/>
+      <w:pPr>
+        <w:tabs>
+          <w:tab w:val="num" w:pos="5760"/>
+        </w:tabs>
+        <w:ind w:left="5760" w:hanging="360"/>
+      </w:pPr>
+    </w:lvl>
+    <w:lvl w:ilvl="8" w:tentative="1">
+      <w:start w:val="1"/>
+      <w:numFmt w:val="decimal"/>
+      <w:lvlText w:val="%9."/>
+      <w:lvlJc w:val="left"/>
+      <w:pPr>
+        <w:tabs>
+          <w:tab w:val="num" w:pos="6480"/>
+        </w:tabs>
+        <w:ind w:left="6480" w:hanging="360"/>
+      </w:pPr>
+    </w:lvl>
+  </w:abstractNum>
+  <w:abstractNum w:abstractNumId="4" w15:restartNumberingAfterBreak="0">
+    <w:nsid w:val="6CA013F8"/>
+    <w:multiLevelType w:val="multilevel"/>
+    <w:tmpl w:val="7376FF04"/>
+    <w:lvl w:ilvl="0">
+      <w:start w:val="1"/>
+      <w:numFmt w:val="bullet"/>
+      <w:lvlText w:val=""/>
+      <w:lvlJc w:val="left"/>
+      <w:pPr>
+        <w:tabs>
+          <w:tab w:val="num" w:pos="720"/>
+        </w:tabs>
+        <w:ind w:left="720" w:hanging="360"/>
+      </w:pPr>
+      <w:rPr>
+        <w:rFonts w:ascii="Symbol" w:hAnsi="Symbol" w:hint="default"/>
+        <w:sz w:val="20"/>
+      </w:rPr>
+    </w:lvl>
+    <w:lvl w:ilvl="1" w:tentative="1">
+      <w:start w:val="1"/>
+      <w:numFmt w:val="bullet"/>
+      <w:lvlText w:val="o"/>
+      <w:lvlJc w:val="left"/>
+      <w:pPr>
+        <w:tabs>
+          <w:tab w:val="num" w:pos="1440"/>
+        </w:tabs>
+        <w:ind w:left="1440" w:hanging="360"/>
+      </w:pPr>
+      <w:rPr>
+        <w:rFonts w:ascii="Courier New" w:hAnsi="Courier New" w:hint="default"/>
+        <w:sz w:val="20"/>
+      </w:rPr>
+    </w:lvl>
+    <w:lvl w:ilvl="2" w:tentative="1">
+      <w:start w:val="1"/>
+      <w:numFmt w:val="bullet"/>
+      <w:lvlText w:val=""/>
+      <w:lvlJc w:val="left"/>
+      <w:pPr>
+        <w:tabs>
+          <w:tab w:val="num" w:pos="2160"/>
+        </w:tabs>
+        <w:ind w:left="2160" w:hanging="360"/>
+      </w:pPr>
+      <w:rPr>
+        <w:rFonts w:ascii="Wingdings" w:hAnsi="Wingdings" w:hint="default"/>
+        <w:sz w:val="20"/>
+      </w:rPr>
+    </w:lvl>
+    <w:lvl w:ilvl="3" w:tentative="1">
+      <w:start w:val="1"/>
+      <w:numFmt w:val="bullet"/>
+      <w:lvlText w:val=""/>
+      <w:lvlJc w:val="left"/>
+      <w:pPr>
+        <w:tabs>
+          <w:tab w:val="num" w:pos="2880"/>
+        </w:tabs>
+        <w:ind w:left="2880" w:hanging="360"/>
+      </w:pPr>
+      <w:rPr>
+        <w:rFonts w:ascii="Wingdings" w:hAnsi="Wingdings" w:hint="default"/>
+        <w:sz w:val="20"/>
+      </w:rPr>
+    </w:lvl>
+    <w:lvl w:ilvl="4" w:tentative="1">
+      <w:start w:val="1"/>
+      <w:numFmt w:val="bullet"/>
+      <w:lvlText w:val=""/>
+      <w:lvlJc w:val="left"/>
+      <w:pPr>
+        <w:tabs>
+          <w:tab w:val="num" w:pos="3600"/>
+        </w:tabs>
+        <w:ind w:left="3600" w:hanging="360"/>
+      </w:pPr>
+      <w:rPr>
+        <w:rFonts w:ascii="Wingdings" w:hAnsi="Wingdings" w:hint="default"/>
+        <w:sz w:val="20"/>
+      </w:rPr>
+    </w:lvl>
+    <w:lvl w:ilvl="5" w:tentative="1">
+      <w:start w:val="1"/>
+      <w:numFmt w:val="bullet"/>
+      <w:lvlText w:val=""/>
+      <w:lvlJc w:val="left"/>
+      <w:pPr>
+        <w:tabs>
+          <w:tab w:val="num" w:pos="4320"/>
+        </w:tabs>
+        <w:ind w:left="4320" w:hanging="360"/>
+      </w:pPr>
+      <w:rPr>
+        <w:rFonts w:ascii="Wingdings" w:hAnsi="Wingdings" w:hint="default"/>
+        <w:sz w:val="20"/>
+      </w:rPr>
+    </w:lvl>
+    <w:lvl w:ilvl="6" w:tentative="1">
+      <w:start w:val="1"/>
+      <w:numFmt w:val="bullet"/>
+      <w:lvlText w:val=""/>
+      <w:lvlJc w:val="left"/>
+      <w:pPr>
+        <w:tabs>
+          <w:tab w:val="num" w:pos="5040"/>
+        </w:tabs>
+        <w:ind w:left="5040" w:hanging="360"/>
+      </w:pPr>
+      <w:rPr>
+        <w:rFonts w:ascii="Wingdings" w:hAnsi="Wingdings" w:hint="default"/>
+        <w:sz w:val="20"/>
+      </w:rPr>
+    </w:lvl>
+    <w:lvl w:ilvl="7" w:tentative="1">
+      <w:start w:val="1"/>
+      <w:numFmt w:val="bullet"/>
+      <w:lvlText w:val=""/>
+      <w:lvlJc w:val="left"/>
+      <w:pPr>
+        <w:tabs>
+          <w:tab w:val="num" w:pos="5760"/>
+        </w:tabs>
+        <w:ind w:left="5760" w:hanging="360"/>
+      </w:pPr>
+      <w:rPr>
+        <w:rFonts w:ascii="Wingdings" w:hAnsi="Wingdings" w:hint="default"/>
+        <w:sz w:val="20"/>
+      </w:rPr>
+    </w:lvl>
+    <w:lvl w:ilvl="8" w:tentative="1">
+      <w:start w:val="1"/>
+      <w:numFmt w:val="bullet"/>
+      <w:lvlText w:val=""/>
+      <w:lvlJc w:val="left"/>
+      <w:pPr>
+        <w:tabs>
+          <w:tab w:val="num" w:pos="6480"/>
+        </w:tabs>
+        <w:ind w:left="6480" w:hanging="360"/>
+      </w:pPr>
+      <w:rPr>
+        <w:rFonts w:ascii="Wingdings" w:hAnsi="Wingdings" w:hint="default"/>
+        <w:sz w:val="20"/>
+      </w:rPr>
+    </w:lvl>
+  </w:abstractNum>
+  <w:num w:numId="1" w16cid:durableId="48381254">
+    <w:abstractNumId w:val="0"/>
+  </w:num>
+  <w:num w:numId="2" w16cid:durableId="205534425">
+    <w:abstractNumId w:val="3"/>
+  </w:num>
+  <w:num w:numId="3" w16cid:durableId="1348555447">
+    <w:abstractNumId w:val="2"/>
+  </w:num>
+  <w:num w:numId="4" w16cid:durableId="2076052638">
+    <w:abstractNumId w:val="4"/>
+  </w:num>
+  <w:num w:numId="5" w16cid:durableId="883904022">
+    <w:abstractNumId w:val="1"/>
+  </w:num>
+</w:numbering>
 </file>
 
 <file path=word/styles.xml><?xml version="1.0" encoding="utf-8"?>
@@ -1303,6 +3401,17 @@
       <w:spacing w:val="5"/>
     </w:rPr>
   </w:style>
+  <w:style w:type="paragraph" w:styleId="NormalWeb">
+    <w:name w:val="Normal (Web)"/>
+    <w:basedOn w:val="Normal"/>
+    <w:uiPriority w:val="99"/>
+    <w:semiHidden/>
+    <w:unhideWhenUsed/>
+    <w:rsid w:val="00EF7830"/>
+    <w:rPr>
+      <w:rFonts w:ascii="Times New Roman" w:hAnsi="Times New Roman" w:cs="Times New Roman"/>
+    </w:rPr>
+  </w:style>
 </w:styles>
 </file>
 

--- a/html/Notas.docx
+++ b/html/Notas.docx
@@ -186,24 +186,34 @@
         <w:t>Buttons</w:t>
       </w:r>
       <w:proofErr w:type="spellEnd"/>
+      <w:proofErr w:type="gramStart"/>
       <w:r>
         <w:rPr>
           <w:lang w:val="es-MX"/>
         </w:rPr>
         <w:t>*..</w:t>
       </w:r>
-    </w:p>
-    <w:p>
-      <w:pPr>
-        <w:rPr>
-          <w:lang w:val="es-MX"/>
-        </w:rPr>
-      </w:pPr>
-      <w:r>
-        <w:rPr>
-          <w:lang w:val="es-MX"/>
-        </w:rPr>
-        <w:t xml:space="preserve">Click derecho-Open </w:t>
+      <w:proofErr w:type="gramEnd"/>
+    </w:p>
+    <w:p>
+      <w:pPr>
+        <w:rPr>
+          <w:lang w:val="es-MX"/>
+        </w:rPr>
+      </w:pPr>
+      <w:proofErr w:type="gramStart"/>
+      <w:r>
+        <w:rPr>
+          <w:lang w:val="es-MX"/>
+        </w:rPr>
+        <w:t>Click</w:t>
+      </w:r>
+      <w:proofErr w:type="gramEnd"/>
+      <w:r>
+        <w:rPr>
+          <w:lang w:val="es-MX"/>
+        </w:rPr>
+        <w:t xml:space="preserve"> derecho-Open </w:t>
       </w:r>
       <w:proofErr w:type="spellStart"/>
       <w:r>
@@ -231,15 +241,96 @@
         <w:rPr>
           <w:lang w:val="es-MX"/>
         </w:rPr>
-        <w:t xml:space="preserve"> server- in Microsoft Edge</w:t>
-      </w:r>
-    </w:p>
-    <w:p>
-      <w:pPr>
-        <w:rPr>
-          <w:lang w:val="es-MX"/>
-        </w:rPr>
-      </w:pPr>
+        <w:t xml:space="preserve"> </w:t>
+      </w:r>
+      <w:proofErr w:type="gramStart"/>
+      <w:r>
+        <w:rPr>
+          <w:lang w:val="es-MX"/>
+        </w:rPr>
+        <w:t>server</w:t>
+      </w:r>
+      <w:proofErr w:type="gramEnd"/>
+      <w:r>
+        <w:rPr>
+          <w:lang w:val="es-MX"/>
+        </w:rPr>
+        <w:t>- in Microsoft Edge</w:t>
+      </w:r>
+    </w:p>
+    <w:p>
+      <w:pPr>
+        <w:rPr>
+          <w:lang w:val="es-MX"/>
+        </w:rPr>
+      </w:pPr>
+      <w:r>
+        <w:rPr>
+          <w:lang w:val="es-MX"/>
+        </w:rPr>
+        <w:t>!!!</w:t>
+      </w:r>
+    </w:p>
+    <w:p>
+      <w:pPr>
+        <w:rPr>
+          <w:lang w:val="es-MX"/>
+        </w:rPr>
+      </w:pPr>
+      <w:r>
+        <w:rPr>
+          <w:lang w:val="es-MX"/>
+        </w:rPr>
+        <w:t xml:space="preserve">Meta </w:t>
+      </w:r>
+      <w:proofErr w:type="spellStart"/>
+      <w:r>
+        <w:rPr>
+          <w:lang w:val="es-MX"/>
+        </w:rPr>
+        <w:t>desc</w:t>
+      </w:r>
+      <w:proofErr w:type="spellEnd"/>
+      <w:r>
+        <w:rPr>
+          <w:lang w:val="es-MX"/>
+        </w:rPr>
+        <w:t xml:space="preserve"> </w:t>
+      </w:r>
+    </w:p>
+    <w:p>
+      <w:pPr>
+        <w:rPr>
+          <w:lang w:val="es-MX"/>
+        </w:rPr>
+      </w:pPr>
+      <w:r>
+        <w:rPr>
+          <w:lang w:val="es-MX"/>
+        </w:rPr>
+        <w:t>Meta Author</w:t>
+      </w:r>
+    </w:p>
+    <w:p>
+      <w:pPr>
+        <w:rPr>
+          <w:lang w:val="es-MX"/>
+        </w:rPr>
+      </w:pPr>
+      <w:r>
+        <w:rPr>
+          <w:lang w:val="es-MX"/>
+        </w:rPr>
+        <w:t xml:space="preserve">Meta Key </w:t>
+      </w:r>
+      <w:proofErr w:type="spellStart"/>
+      <w:r>
+        <w:rPr>
+          <w:lang w:val="es-MX"/>
+        </w:rPr>
+        <w:t>words</w:t>
+      </w:r>
+      <w:proofErr w:type="spellEnd"/>
     </w:p>
     <w:p>
       <w:pPr>
@@ -399,7 +490,21 @@
         <w:rPr>
           <w:lang w:val="es-MX"/>
         </w:rPr>
-        <w:t xml:space="preserve">” y seleccionando podes seleccionar y escribir en </w:t>
+        <w:t xml:space="preserve">” y seleccionando </w:t>
+      </w:r>
+      <w:proofErr w:type="gramStart"/>
+      <w:r>
+        <w:rPr>
+          <w:lang w:val="es-MX"/>
+        </w:rPr>
+        <w:t>podes</w:t>
+      </w:r>
+      <w:proofErr w:type="gramEnd"/>
+      <w:r>
+        <w:rPr>
+          <w:lang w:val="es-MX"/>
+        </w:rPr>
+        <w:t xml:space="preserve"> seleccionar y escribir en </w:t>
       </w:r>
       <w:proofErr w:type="spellStart"/>
       <w:r>
@@ -544,6 +649,2342 @@
         </w:rPr>
         <w:t>&gt;</w:t>
       </w:r>
+    </w:p>
+    <w:p>
+      <w:pPr>
+        <w:rPr>
+          <w:lang w:val="es-MX"/>
+        </w:rPr>
+      </w:pPr>
+    </w:p>
+    <w:p>
+      <w:pPr>
+        <w:rPr>
+          <w:lang w:val="es-MX"/>
+        </w:rPr>
+      </w:pPr>
+      <w:r>
+        <w:rPr>
+          <w:lang w:val="es-MX"/>
+        </w:rPr>
+        <w:t>Lista Numerada</w:t>
+      </w:r>
+    </w:p>
+    <w:p>
+      <w:pPr>
+        <w:rPr>
+          <w:lang w:val="es-MX"/>
+        </w:rPr>
+      </w:pPr>
+      <w:r>
+        <w:rPr>
+          <w:lang w:val="es-MX"/>
+        </w:rPr>
+        <w:t>&lt;OL&gt;</w:t>
+      </w:r>
+    </w:p>
+    <w:p>
+      <w:pPr>
+        <w:rPr>
+          <w:lang w:val="es-MX"/>
+        </w:rPr>
+      </w:pPr>
+      <w:r>
+        <w:rPr>
+          <w:lang w:val="es-MX"/>
+        </w:rPr>
+        <w:t>&lt;Li&gt; Contenido &lt;Li&gt;</w:t>
+      </w:r>
+    </w:p>
+    <w:p>
+      <w:pPr>
+        <w:rPr>
+          <w:lang w:val="es-MX"/>
+        </w:rPr>
+      </w:pPr>
+      <w:r>
+        <w:rPr>
+          <w:lang w:val="es-MX"/>
+        </w:rPr>
+        <w:t>&lt;/OL&gt;</w:t>
+      </w:r>
+    </w:p>
+    <w:p>
+      <w:pPr>
+        <w:rPr>
+          <w:lang w:val="es-MX"/>
+        </w:rPr>
+      </w:pPr>
+      <w:proofErr w:type="spellStart"/>
+      <w:r>
+        <w:rPr>
+          <w:lang w:val="es-MX"/>
+        </w:rPr>
+        <w:t>Bullet</w:t>
+      </w:r>
+      <w:proofErr w:type="spellEnd"/>
+      <w:r>
+        <w:rPr>
+          <w:lang w:val="es-MX"/>
+        </w:rPr>
+        <w:t xml:space="preserve"> Points</w:t>
+      </w:r>
+    </w:p>
+    <w:p>
+      <w:pPr>
+        <w:rPr>
+          <w:lang w:val="es-MX"/>
+        </w:rPr>
+      </w:pPr>
+      <w:r>
+        <w:rPr>
+          <w:lang w:val="es-MX"/>
+        </w:rPr>
+        <w:t>&lt;UL&gt;</w:t>
+      </w:r>
+    </w:p>
+    <w:p>
+      <w:pPr>
+        <w:rPr>
+          <w:lang w:val="es-MX"/>
+        </w:rPr>
+      </w:pPr>
+      <w:r>
+        <w:rPr>
+          <w:lang w:val="es-MX"/>
+        </w:rPr>
+        <w:t>&lt;LI&gt; Contenido &lt;LI&gt;</w:t>
+      </w:r>
+    </w:p>
+    <w:p>
+      <w:pPr>
+        <w:rPr>
+          <w:lang w:val="es-MX"/>
+        </w:rPr>
+      </w:pPr>
+      <w:r>
+        <w:rPr>
+          <w:lang w:val="es-MX"/>
+        </w:rPr>
+        <w:t>&lt;/UL&gt;</w:t>
+      </w:r>
+    </w:p>
+    <w:p>
+      <w:pPr>
+        <w:rPr>
+          <w:lang w:val="es-MX"/>
+        </w:rPr>
+      </w:pPr>
+      <w:r>
+        <w:rPr>
+          <w:lang w:val="es-MX"/>
+        </w:rPr>
+        <w:t>Listas Anidadas (</w:t>
+      </w:r>
+      <w:proofErr w:type="spellStart"/>
+      <w:r>
+        <w:rPr>
+          <w:lang w:val="es-MX"/>
+        </w:rPr>
+        <w:t>sangria</w:t>
+      </w:r>
+      <w:proofErr w:type="spellEnd"/>
+      <w:r>
+        <w:rPr>
+          <w:lang w:val="es-MX"/>
+        </w:rPr>
+        <w:t xml:space="preserve"> y </w:t>
+      </w:r>
+      <w:proofErr w:type="gramStart"/>
+      <w:r>
+        <w:rPr>
+          <w:lang w:val="es-MX"/>
+        </w:rPr>
+        <w:t>sub ítems</w:t>
+      </w:r>
+      <w:proofErr w:type="gramEnd"/>
+      <w:r>
+        <w:rPr>
+          <w:lang w:val="es-MX"/>
+        </w:rPr>
+        <w:t xml:space="preserve"> con distintos </w:t>
+      </w:r>
+      <w:proofErr w:type="spellStart"/>
+      <w:r>
+        <w:rPr>
+          <w:lang w:val="es-MX"/>
+        </w:rPr>
+        <w:t>bullets</w:t>
+      </w:r>
+      <w:proofErr w:type="spellEnd"/>
+      <w:r>
+        <w:rPr>
+          <w:lang w:val="es-MX"/>
+        </w:rPr>
+        <w:t>)</w:t>
+      </w:r>
+    </w:p>
+    <w:p>
+      <w:pPr>
+        <w:rPr>
+          <w:lang w:val="es-MX"/>
+        </w:rPr>
+      </w:pPr>
+      <w:r>
+        <w:rPr>
+          <w:lang w:val="es-MX"/>
+        </w:rPr>
+        <w:t>&lt;UL&gt;</w:t>
+      </w:r>
+    </w:p>
+    <w:p>
+      <w:pPr>
+        <w:ind w:left="708"/>
+        <w:rPr>
+          <w:lang w:val="es-MX"/>
+        </w:rPr>
+      </w:pPr>
+      <w:r>
+        <w:rPr>
+          <w:lang w:val="es-MX"/>
+        </w:rPr>
+        <w:t>&lt;LI&gt; Contenido &lt;LI&gt;</w:t>
+      </w:r>
+    </w:p>
+    <w:p>
+      <w:pPr>
+        <w:ind w:left="708"/>
+        <w:rPr>
+          <w:lang w:val="es-MX"/>
+        </w:rPr>
+      </w:pPr>
+      <w:r>
+        <w:rPr>
+          <w:lang w:val="es-MX"/>
+        </w:rPr>
+        <w:t>&lt;OL&gt;</w:t>
+      </w:r>
+    </w:p>
+    <w:p>
+      <w:pPr>
+        <w:ind w:left="708" w:firstLine="708"/>
+        <w:rPr>
+          <w:lang w:val="es-MX"/>
+        </w:rPr>
+      </w:pPr>
+      <w:r>
+        <w:rPr>
+          <w:lang w:val="es-MX"/>
+        </w:rPr>
+        <w:t>&lt;Li&gt; Contenido &lt;Li&gt;</w:t>
+      </w:r>
+    </w:p>
+    <w:p>
+      <w:pPr>
+        <w:ind w:left="708"/>
+        <w:rPr>
+          <w:lang w:val="es-MX"/>
+        </w:rPr>
+      </w:pPr>
+      <w:r>
+        <w:rPr>
+          <w:lang w:val="es-MX"/>
+        </w:rPr>
+        <w:t>&lt;/OL&gt;</w:t>
+      </w:r>
+    </w:p>
+    <w:p>
+      <w:pPr>
+        <w:rPr>
+          <w:lang w:val="es-MX"/>
+        </w:rPr>
+      </w:pPr>
+      <w:r>
+        <w:rPr>
+          <w:lang w:val="es-MX"/>
+        </w:rPr>
+        <w:t>&lt;</w:t>
+      </w:r>
+      <w:r>
+        <w:rPr>
+          <w:lang w:val="es-MX"/>
+        </w:rPr>
+        <w:t>/</w:t>
+      </w:r>
+      <w:r>
+        <w:rPr>
+          <w:lang w:val="es-MX"/>
+        </w:rPr>
+        <w:t>UL&gt;</w:t>
+      </w:r>
+    </w:p>
+    <w:p>
+      <w:pPr>
+        <w:rPr>
+          <w:lang w:val="es-MX"/>
+        </w:rPr>
+      </w:pPr>
+      <w:r>
+        <w:rPr>
+          <w:lang w:val="es-MX"/>
+        </w:rPr>
+        <w:t>Extensiones descargadas:</w:t>
+      </w:r>
+    </w:p>
+    <w:p>
+      <w:pPr>
+        <w:rPr>
+          <w:lang w:val="es-MX"/>
+        </w:rPr>
+      </w:pPr>
+      <w:r>
+        <w:rPr>
+          <w:lang w:val="es-MX"/>
+        </w:rPr>
+        <w:t>Tablas</w:t>
+      </w:r>
+    </w:p>
+    <w:p>
+      <w:pPr>
+        <w:rPr>
+          <w:lang w:val="es-MX"/>
+        </w:rPr>
+      </w:pPr>
+      <w:r>
+        <w:rPr>
+          <w:lang w:val="es-MX"/>
+        </w:rPr>
+        <w:t>&lt;Table&gt;</w:t>
+      </w:r>
+    </w:p>
+    <w:p>
+      <w:pPr>
+        <w:pStyle w:val="Prrafodelista"/>
+        <w:numPr>
+          <w:ilvl w:val="0"/>
+          <w:numId w:val="6"/>
+        </w:numPr>
+        <w:rPr>
+          <w:lang w:val="es-MX"/>
+        </w:rPr>
+      </w:pPr>
+      <w:r>
+        <w:rPr>
+          <w:lang w:val="es-MX"/>
+        </w:rPr>
+        <w:t>&lt;TR&gt; = Filas</w:t>
+      </w:r>
+      <w:r>
+        <w:rPr>
+          <w:lang w:val="es-MX"/>
+        </w:rPr>
+        <w:t xml:space="preserve"> (Dentro de </w:t>
+      </w:r>
+      <w:proofErr w:type="spellStart"/>
+      <w:r>
+        <w:rPr>
+          <w:lang w:val="es-MX"/>
+        </w:rPr>
+        <w:t>el</w:t>
+      </w:r>
+      <w:proofErr w:type="spellEnd"/>
+      <w:r>
+        <w:rPr>
+          <w:lang w:val="es-MX"/>
+        </w:rPr>
+        <w:t>;</w:t>
+      </w:r>
+    </w:p>
+    <w:p>
+      <w:pPr>
+        <w:pStyle w:val="Prrafodelista"/>
+        <w:numPr>
+          <w:ilvl w:val="0"/>
+          <w:numId w:val="6"/>
+        </w:numPr>
+        <w:rPr>
+          <w:lang w:val="es-MX"/>
+        </w:rPr>
+      </w:pPr>
+      <w:r>
+        <w:rPr>
+          <w:lang w:val="es-MX"/>
+        </w:rPr>
+        <w:t xml:space="preserve">&lt;TD&gt; = </w:t>
+      </w:r>
+      <w:proofErr w:type="spellStart"/>
+      <w:r>
+        <w:rPr>
+          <w:lang w:val="es-MX"/>
+        </w:rPr>
+        <w:t>Info</w:t>
+      </w:r>
+      <w:proofErr w:type="spellEnd"/>
+      <w:r>
+        <w:rPr>
+          <w:lang w:val="es-MX"/>
+        </w:rPr>
+        <w:t>/columna</w:t>
+      </w:r>
+      <w:r>
+        <w:rPr>
+          <w:lang w:val="es-MX"/>
+        </w:rPr>
+        <w:t xml:space="preserve"> (tantos como cuadraditos tenga esa fila)</w:t>
+      </w:r>
+      <w:r>
+        <w:rPr>
+          <w:lang w:val="es-MX"/>
+        </w:rPr>
+        <w:t xml:space="preserve"> </w:t>
+      </w:r>
+    </w:p>
+    <w:p>
+      <w:pPr>
+        <w:pStyle w:val="Prrafodelista"/>
+        <w:numPr>
+          <w:ilvl w:val="0"/>
+          <w:numId w:val="6"/>
+        </w:numPr>
+        <w:rPr>
+          <w:lang w:val="es-MX"/>
+        </w:rPr>
+      </w:pPr>
+      <w:r>
+        <w:rPr>
+          <w:lang w:val="es-MX"/>
+        </w:rPr>
+        <w:t>&lt;TH&gt; =</w:t>
+      </w:r>
+      <w:proofErr w:type="spellStart"/>
+      <w:r>
+        <w:rPr>
+          <w:lang w:val="es-MX"/>
+        </w:rPr>
+        <w:t>Titulos</w:t>
+      </w:r>
+      <w:proofErr w:type="spellEnd"/>
+      <w:r>
+        <w:rPr>
+          <w:lang w:val="es-MX"/>
+        </w:rPr>
+        <w:t xml:space="preserve"> (en negrita</w:t>
+      </w:r>
+      <w:r>
+        <w:rPr>
+          <w:lang w:val="es-MX"/>
+        </w:rPr>
+        <w:t xml:space="preserve"> y centrado</w:t>
+      </w:r>
+      <w:r>
+        <w:rPr>
+          <w:lang w:val="es-MX"/>
+        </w:rPr>
+        <w:t>)</w:t>
+      </w:r>
+      <w:r>
+        <w:rPr>
+          <w:lang w:val="es-MX"/>
+        </w:rPr>
+        <w:t xml:space="preserve"> /Columna</w:t>
+      </w:r>
+    </w:p>
+    <w:p>
+      <w:pPr>
+        <w:pStyle w:val="Prrafodelista"/>
+        <w:numPr>
+          <w:ilvl w:val="0"/>
+          <w:numId w:val="6"/>
+        </w:numPr>
+        <w:rPr>
+          <w:lang w:val="es-MX"/>
+        </w:rPr>
+      </w:pPr>
+      <w:proofErr w:type="spellStart"/>
+      <w:r>
+        <w:rPr>
+          <w:lang w:val="es-MX"/>
+        </w:rPr>
+        <w:t>Colspan</w:t>
+      </w:r>
+      <w:proofErr w:type="spellEnd"/>
+      <w:r>
+        <w:rPr>
+          <w:lang w:val="es-MX"/>
+        </w:rPr>
+        <w:t xml:space="preserve"> = 2 para combinar dos columnas</w:t>
+      </w:r>
+      <w:r>
+        <w:rPr>
+          <w:lang w:val="es-MX"/>
+        </w:rPr>
+        <w:t xml:space="preserve"> (dentro de </w:t>
+      </w:r>
+      <w:proofErr w:type="spellStart"/>
+      <w:r>
+        <w:rPr>
+          <w:lang w:val="es-MX"/>
+        </w:rPr>
+        <w:t>td</w:t>
+      </w:r>
+      <w:proofErr w:type="spellEnd"/>
+      <w:r>
+        <w:rPr>
+          <w:lang w:val="es-MX"/>
+        </w:rPr>
+        <w:t>)</w:t>
+      </w:r>
+    </w:p>
+    <w:p>
+      <w:pPr>
+        <w:pStyle w:val="Prrafodelista"/>
+        <w:numPr>
+          <w:ilvl w:val="0"/>
+          <w:numId w:val="6"/>
+        </w:numPr>
+        <w:rPr>
+          <w:lang w:val="es-MX"/>
+        </w:rPr>
+      </w:pPr>
+      <w:r>
+        <w:rPr>
+          <w:lang w:val="es-MX"/>
+        </w:rPr>
+        <w:t xml:space="preserve">Style </w:t>
+      </w:r>
+      <w:proofErr w:type="spellStart"/>
+      <w:r>
+        <w:rPr>
+          <w:lang w:val="es-MX"/>
+        </w:rPr>
+        <w:t>width</w:t>
+      </w:r>
+      <w:proofErr w:type="spellEnd"/>
+      <w:r>
+        <w:rPr>
+          <w:lang w:val="es-MX"/>
+        </w:rPr>
+        <w:t xml:space="preserve"> dentro de table (porque </w:t>
+      </w:r>
+      <w:proofErr w:type="spellStart"/>
+      <w:r>
+        <w:rPr>
+          <w:lang w:val="es-MX"/>
+        </w:rPr>
+        <w:t>style</w:t>
+      </w:r>
+      <w:proofErr w:type="spellEnd"/>
+      <w:r>
+        <w:rPr>
+          <w:lang w:val="es-MX"/>
+        </w:rPr>
+        <w:t>)</w:t>
+      </w:r>
+      <w:r>
+        <w:rPr>
+          <w:lang w:val="es-MX"/>
+        </w:rPr>
+        <w:t xml:space="preserve"> el texto se ajusta solo %</w:t>
+      </w:r>
+    </w:p>
+    <w:p>
+      <w:pPr>
+        <w:rPr>
+          <w:lang w:val="es-MX"/>
+        </w:rPr>
+      </w:pPr>
+      <w:proofErr w:type="spellStart"/>
+      <w:r>
+        <w:rPr>
+          <w:lang w:val="es-MX"/>
+        </w:rPr>
+        <w:lastRenderedPageBreak/>
+        <w:t>Img</w:t>
+      </w:r>
+      <w:proofErr w:type="spellEnd"/>
+      <w:r>
+        <w:rPr>
+          <w:lang w:val="es-MX"/>
+        </w:rPr>
+        <w:t xml:space="preserve"> </w:t>
+      </w:r>
+      <w:proofErr w:type="spellStart"/>
+      <w:proofErr w:type="gramStart"/>
+      <w:r>
+        <w:rPr>
+          <w:lang w:val="es-MX"/>
+        </w:rPr>
+        <w:t>source</w:t>
+      </w:r>
+      <w:proofErr w:type="spellEnd"/>
+      <w:r>
+        <w:rPr>
+          <w:lang w:val="es-MX"/>
+        </w:rPr>
+        <w:t xml:space="preserve"> .</w:t>
+      </w:r>
+      <w:proofErr w:type="gramEnd"/>
+      <w:r>
+        <w:rPr>
+          <w:lang w:val="es-MX"/>
+        </w:rPr>
+        <w:t xml:space="preserve">/ para indicar la imagen </w:t>
+      </w:r>
+      <w:proofErr w:type="spellStart"/>
+      <w:r>
+        <w:rPr>
+          <w:lang w:val="es-MX"/>
+        </w:rPr>
+        <w:t>dentero</w:t>
+      </w:r>
+      <w:proofErr w:type="spellEnd"/>
+      <w:r>
+        <w:rPr>
+          <w:lang w:val="es-MX"/>
+        </w:rPr>
+        <w:t xml:space="preserve"> del </w:t>
+      </w:r>
+      <w:proofErr w:type="spellStart"/>
+      <w:r>
+        <w:rPr>
+          <w:lang w:val="es-MX"/>
+        </w:rPr>
+        <w:t>vsc</w:t>
+      </w:r>
+      <w:proofErr w:type="spellEnd"/>
+      <w:r>
+        <w:rPr>
+          <w:lang w:val="es-MX"/>
+        </w:rPr>
+        <w:t xml:space="preserve"> dentro después de </w:t>
+      </w:r>
+      <w:proofErr w:type="spellStart"/>
+      <w:r>
+        <w:rPr>
+          <w:lang w:val="es-MX"/>
+        </w:rPr>
+        <w:t>alt</w:t>
+      </w:r>
+      <w:proofErr w:type="spellEnd"/>
+      <w:r>
+        <w:rPr>
+          <w:lang w:val="es-MX"/>
+        </w:rPr>
+        <w:t xml:space="preserve"> </w:t>
+      </w:r>
+      <w:proofErr w:type="spellStart"/>
+      <w:r>
+        <w:rPr>
+          <w:lang w:val="es-MX"/>
+        </w:rPr>
+        <w:t>width</w:t>
+      </w:r>
+      <w:proofErr w:type="spellEnd"/>
+      <w:r>
+        <w:rPr>
+          <w:lang w:val="es-MX"/>
+        </w:rPr>
+        <w:t xml:space="preserve"> y </w:t>
+      </w:r>
+      <w:proofErr w:type="spellStart"/>
+      <w:r>
+        <w:rPr>
+          <w:lang w:val="es-MX"/>
+        </w:rPr>
+        <w:t>height</w:t>
+      </w:r>
+      <w:proofErr w:type="spellEnd"/>
+      <w:r>
+        <w:rPr>
+          <w:lang w:val="es-MX"/>
+        </w:rPr>
+        <w:t xml:space="preserve"> 100%</w:t>
+      </w:r>
+    </w:p>
+    <w:p>
+      <w:pPr>
+        <w:rPr>
+          <w:lang w:val="es-MX"/>
+        </w:rPr>
+      </w:pPr>
+      <w:r>
+        <w:rPr>
+          <w:lang w:val="es-MX"/>
+        </w:rPr>
+        <w:t>Fill=</w:t>
+      </w:r>
+      <w:proofErr w:type="spellStart"/>
+      <w:r>
+        <w:rPr>
+          <w:lang w:val="es-MX"/>
+        </w:rPr>
+        <w:t>colour</w:t>
+      </w:r>
+      <w:proofErr w:type="spellEnd"/>
+      <w:r>
+        <w:rPr>
+          <w:lang w:val="es-MX"/>
+        </w:rPr>
+        <w:t xml:space="preserve"> red </w:t>
+      </w:r>
+      <w:proofErr w:type="spellStart"/>
+      <w:r>
+        <w:rPr>
+          <w:lang w:val="es-MX"/>
+        </w:rPr>
+        <w:t>for</w:t>
+      </w:r>
+      <w:proofErr w:type="spellEnd"/>
+      <w:r>
+        <w:rPr>
+          <w:lang w:val="es-MX"/>
+        </w:rPr>
+        <w:t xml:space="preserve"> </w:t>
+      </w:r>
+      <w:proofErr w:type="spellStart"/>
+      <w:r>
+        <w:rPr>
+          <w:lang w:val="es-MX"/>
+        </w:rPr>
+        <w:t>example</w:t>
+      </w:r>
+      <w:proofErr w:type="spellEnd"/>
+    </w:p>
+    <w:p>
+      <w:pPr>
+        <w:rPr>
+          <w:lang w:val="es-MX"/>
+        </w:rPr>
+      </w:pPr>
+      <w:r>
+        <w:rPr>
+          <w:lang w:val="es-MX"/>
+        </w:rPr>
+        <w:t xml:space="preserve">B = </w:t>
+      </w:r>
+      <w:proofErr w:type="spellStart"/>
+      <w:r>
+        <w:rPr>
+          <w:lang w:val="es-MX"/>
+        </w:rPr>
+        <w:t>bold</w:t>
+      </w:r>
+      <w:proofErr w:type="spellEnd"/>
+    </w:p>
+    <w:p>
+      <w:pPr>
+        <w:rPr>
+          <w:lang w:val="es-MX"/>
+        </w:rPr>
+      </w:pPr>
+    </w:p>
+    <w:p>
+      <w:pPr>
+        <w:rPr>
+          <w:lang w:val="es-MX"/>
+        </w:rPr>
+      </w:pPr>
+      <w:proofErr w:type="gramStart"/>
+      <w:r>
+        <w:rPr>
+          <w:lang w:val="es-MX"/>
+        </w:rPr>
+        <w:t xml:space="preserve">Seguridad de la </w:t>
+      </w:r>
+      <w:proofErr w:type="spellStart"/>
+      <w:r>
+        <w:rPr>
+          <w:lang w:val="es-MX"/>
+        </w:rPr>
+        <w:t>pagina</w:t>
+      </w:r>
+      <w:proofErr w:type="spellEnd"/>
+      <w:r>
+        <w:rPr>
+          <w:lang w:val="es-MX"/>
+        </w:rPr>
+        <w:t>?</w:t>
+      </w:r>
+      <w:proofErr w:type="gramEnd"/>
+    </w:p>
+    <w:p>
+      <w:pPr>
+        <w:rPr>
+          <w:lang w:val="es-MX"/>
+        </w:rPr>
+      </w:pPr>
+    </w:p>
+    <w:p>
+      <w:pPr>
+        <w:rPr>
+          <w:lang w:val="es-MX"/>
+        </w:rPr>
+      </w:pPr>
+      <w:r>
+        <w:rPr>
+          <w:lang w:val="es-MX"/>
+        </w:rPr>
+        <w:t>Formularios</w:t>
+      </w:r>
+    </w:p>
+    <w:p>
+      <w:pPr>
+        <w:rPr>
+          <w:lang w:val="es-MX"/>
+        </w:rPr>
+      </w:pPr>
+      <w:r>
+        <w:rPr>
+          <w:lang w:val="es-MX"/>
+        </w:rPr>
+        <w:t>&lt;Form&gt;</w:t>
+      </w:r>
+    </w:p>
+    <w:p>
+      <w:pPr>
+        <w:rPr>
+          <w:lang w:val="es-MX"/>
+        </w:rPr>
+      </w:pPr>
+      <w:r>
+        <w:rPr>
+          <w:lang w:val="es-MX"/>
+        </w:rPr>
+        <w:t>&lt;</w:t>
+      </w:r>
+      <w:proofErr w:type="spellStart"/>
+      <w:r>
+        <w:rPr>
+          <w:lang w:val="es-MX"/>
+        </w:rPr>
+        <w:t>fieldset</w:t>
+      </w:r>
+      <w:proofErr w:type="spellEnd"/>
+      <w:r>
+        <w:rPr>
+          <w:lang w:val="es-MX"/>
+        </w:rPr>
+        <w:t>&gt; (rectángulo)</w:t>
+      </w:r>
+    </w:p>
+    <w:p>
+      <w:pPr>
+        <w:rPr>
+          <w:lang w:val="es-MX"/>
+        </w:rPr>
+      </w:pPr>
+      <w:r>
+        <w:rPr>
+          <w:lang w:val="es-MX"/>
+        </w:rPr>
+        <w:t>&lt;</w:t>
+      </w:r>
+      <w:proofErr w:type="spellStart"/>
+      <w:r>
+        <w:rPr>
+          <w:lang w:val="es-MX"/>
+        </w:rPr>
+        <w:t>legend</w:t>
+      </w:r>
+      <w:proofErr w:type="spellEnd"/>
+      <w:r>
+        <w:rPr>
+          <w:lang w:val="es-MX"/>
+        </w:rPr>
+        <w:t>&gt; Title</w:t>
+      </w:r>
+    </w:p>
+    <w:p>
+      <w:pPr>
+        <w:rPr>
+          <w:lang w:val="es-MX"/>
+        </w:rPr>
+      </w:pPr>
+      <w:r>
+        <w:rPr>
+          <w:lang w:val="es-MX"/>
+        </w:rPr>
+        <w:t xml:space="preserve">&lt;input&gt; datos del </w:t>
+      </w:r>
+      <w:proofErr w:type="spellStart"/>
+      <w:r>
+        <w:rPr>
+          <w:lang w:val="es-MX"/>
+        </w:rPr>
+        <w:t>usuartio</w:t>
+      </w:r>
+      <w:proofErr w:type="spellEnd"/>
+    </w:p>
+    <w:p>
+      <w:pPr>
+        <w:rPr>
+          <w:lang w:val="es-MX"/>
+        </w:rPr>
+      </w:pPr>
+      <w:r>
+        <w:rPr>
+          <w:lang w:val="es-MX"/>
+        </w:rPr>
+        <w:t xml:space="preserve">Form </w:t>
+      </w:r>
+      <w:proofErr w:type="spellStart"/>
+      <w:r>
+        <w:rPr>
+          <w:lang w:val="es-MX"/>
+        </w:rPr>
+        <w:t>action</w:t>
+      </w:r>
+      <w:proofErr w:type="spellEnd"/>
+      <w:r>
+        <w:rPr>
+          <w:lang w:val="es-MX"/>
+        </w:rPr>
+        <w:t xml:space="preserve"> (</w:t>
+      </w:r>
+      <w:proofErr w:type="spellStart"/>
+      <w:r>
+        <w:rPr>
+          <w:lang w:val="es-MX"/>
+        </w:rPr>
+        <w:t>dodne</w:t>
+      </w:r>
+      <w:proofErr w:type="spellEnd"/>
+      <w:r>
+        <w:rPr>
+          <w:lang w:val="es-MX"/>
+        </w:rPr>
+        <w:t xml:space="preserve"> se guarda)</w:t>
+      </w:r>
+    </w:p>
+    <w:p>
+      <w:pPr>
+        <w:rPr>
+          <w:lang w:val="es-MX"/>
+        </w:rPr>
+      </w:pPr>
+      <w:r>
+        <w:rPr>
+          <w:lang w:val="es-MX"/>
+        </w:rPr>
+        <w:t>Tipos; (distintas restricciones)</w:t>
+      </w:r>
+    </w:p>
+    <w:p>
+      <w:pPr>
+        <w:rPr>
+          <w:lang w:val="es-MX"/>
+        </w:rPr>
+      </w:pPr>
+      <w:r>
+        <w:rPr>
+          <w:lang w:val="es-MX"/>
+        </w:rPr>
+        <w:t>-</w:t>
+      </w:r>
+      <w:proofErr w:type="spellStart"/>
+      <w:r>
+        <w:rPr>
+          <w:lang w:val="es-MX"/>
+        </w:rPr>
+        <w:t>text</w:t>
+      </w:r>
+      <w:proofErr w:type="spellEnd"/>
+    </w:p>
+    <w:p>
+      <w:pPr>
+        <w:rPr>
+          <w:lang w:val="es-MX"/>
+        </w:rPr>
+      </w:pPr>
+      <w:r>
+        <w:rPr>
+          <w:lang w:val="es-MX"/>
+        </w:rPr>
+        <w:t>-email</w:t>
+      </w:r>
+    </w:p>
+    <w:p>
+      <w:pPr>
+        <w:rPr>
+          <w:lang w:val="es-MX"/>
+        </w:rPr>
+      </w:pPr>
+      <w:r>
+        <w:rPr>
+          <w:lang w:val="es-MX"/>
+        </w:rPr>
+        <w:t>-</w:t>
+      </w:r>
+      <w:proofErr w:type="spellStart"/>
+      <w:proofErr w:type="gramStart"/>
+      <w:r>
+        <w:rPr>
+          <w:lang w:val="es-MX"/>
+        </w:rPr>
+        <w:t>number</w:t>
+      </w:r>
+      <w:proofErr w:type="spellEnd"/>
+      <w:r>
+        <w:rPr>
+          <w:lang w:val="es-MX"/>
+        </w:rPr>
+        <w:t xml:space="preserve">  (</w:t>
+      </w:r>
+      <w:proofErr w:type="gramEnd"/>
+      <w:r>
+        <w:rPr>
+          <w:lang w:val="es-MX"/>
+        </w:rPr>
+        <w:t xml:space="preserve">input dentro: </w:t>
+      </w:r>
+      <w:proofErr w:type="spellStart"/>
+      <w:r>
+        <w:rPr>
+          <w:lang w:val="es-MX"/>
+        </w:rPr>
+        <w:t>max</w:t>
+      </w:r>
+      <w:proofErr w:type="spellEnd"/>
+      <w:r>
+        <w:rPr>
+          <w:lang w:val="es-MX"/>
+        </w:rPr>
+        <w:t xml:space="preserve">, min, </w:t>
+      </w:r>
+      <w:proofErr w:type="spellStart"/>
+      <w:r>
+        <w:rPr>
+          <w:lang w:val="es-MX"/>
+        </w:rPr>
+        <w:t>etc</w:t>
+      </w:r>
+      <w:proofErr w:type="spellEnd"/>
+      <w:r>
+        <w:rPr>
+          <w:lang w:val="es-MX"/>
+        </w:rPr>
+        <w:t>)</w:t>
+      </w:r>
+    </w:p>
+    <w:p>
+      <w:pPr>
+        <w:rPr>
+          <w:lang w:val="es-MX"/>
+        </w:rPr>
+      </w:pPr>
+      <w:r>
+        <w:rPr>
+          <w:lang w:val="es-MX"/>
+        </w:rPr>
+        <w:t>-</w:t>
+      </w:r>
+      <w:proofErr w:type="spellStart"/>
+      <w:r>
+        <w:rPr>
+          <w:lang w:val="es-MX"/>
+        </w:rPr>
+        <w:t>checkbox</w:t>
+      </w:r>
+      <w:proofErr w:type="spellEnd"/>
+      <w:r>
+        <w:rPr>
+          <w:lang w:val="es-MX"/>
+        </w:rPr>
+        <w:t xml:space="preserve"> (uno por cada opción </w:t>
+      </w:r>
+    </w:p>
+    <w:p>
+      <w:pPr>
+        <w:rPr>
+          <w:lang w:val="es-MX"/>
+        </w:rPr>
+      </w:pPr>
+    </w:p>
+    <w:p>
+      <w:pPr>
+        <w:rPr>
+          <w:lang w:val="es-MX"/>
+        </w:rPr>
+      </w:pPr>
+      <w:r>
+        <w:rPr>
+          <w:lang w:val="es-MX"/>
+        </w:rPr>
+        <w:t xml:space="preserve">Label </w:t>
+      </w:r>
+      <w:proofErr w:type="spellStart"/>
+      <w:r>
+        <w:rPr>
+          <w:lang w:val="es-MX"/>
+        </w:rPr>
+        <w:t>y</w:t>
+      </w:r>
+      <w:proofErr w:type="spellEnd"/>
+      <w:r>
+        <w:rPr>
+          <w:lang w:val="es-MX"/>
+        </w:rPr>
+        <w:t xml:space="preserve"> input adentro= </w:t>
+      </w:r>
+      <w:proofErr w:type="spellStart"/>
+      <w:r>
+        <w:rPr>
+          <w:lang w:val="es-MX"/>
+        </w:rPr>
+        <w:t>label</w:t>
+      </w:r>
+      <w:proofErr w:type="spellEnd"/>
+      <w:r>
+        <w:rPr>
+          <w:lang w:val="es-MX"/>
+        </w:rPr>
+        <w:t xml:space="preserve">&gt;input (nombre dentro de </w:t>
+      </w:r>
+      <w:proofErr w:type="spellStart"/>
+      <w:r>
+        <w:rPr>
+          <w:lang w:val="es-MX"/>
+        </w:rPr>
+        <w:t>label</w:t>
+      </w:r>
+      <w:proofErr w:type="spellEnd"/>
+      <w:r>
+        <w:rPr>
+          <w:lang w:val="es-MX"/>
+        </w:rPr>
+        <w:t>)</w:t>
+      </w:r>
+    </w:p>
+    <w:p>
+      <w:pPr>
+        <w:rPr>
+          <w:lang w:val="es-MX"/>
+        </w:rPr>
+      </w:pPr>
+      <w:r>
+        <w:rPr>
+          <w:lang w:val="es-MX"/>
+        </w:rPr>
+        <w:t xml:space="preserve">Restringir totalmente la </w:t>
+      </w:r>
+      <w:proofErr w:type="gramStart"/>
+      <w:r>
+        <w:rPr>
+          <w:lang w:val="es-MX"/>
+        </w:rPr>
+        <w:t>relación :</w:t>
+      </w:r>
+      <w:proofErr w:type="gramEnd"/>
+      <w:r>
+        <w:rPr>
+          <w:lang w:val="es-MX"/>
+        </w:rPr>
+        <w:t xml:space="preserve"> id</w:t>
+      </w:r>
+      <w:proofErr w:type="gramStart"/>
+      <w:r>
+        <w:rPr>
+          <w:lang w:val="es-MX"/>
+        </w:rPr>
+        <w:t>=”nombre</w:t>
+      </w:r>
+      <w:proofErr w:type="gramEnd"/>
+      <w:r>
+        <w:rPr>
+          <w:lang w:val="es-MX"/>
+        </w:rPr>
+        <w:t xml:space="preserve">” para input </w:t>
+      </w:r>
+    </w:p>
+    <w:p>
+      <w:pPr>
+        <w:rPr>
+          <w:lang w:val="es-MX"/>
+        </w:rPr>
+      </w:pPr>
+      <w:r>
+        <w:rPr>
+          <w:lang w:val="es-MX"/>
+        </w:rPr>
+        <w:t>For</w:t>
+      </w:r>
+      <w:proofErr w:type="gramStart"/>
+      <w:r>
+        <w:rPr>
+          <w:lang w:val="es-MX"/>
+        </w:rPr>
+        <w:t>=”nombre</w:t>
+      </w:r>
+      <w:proofErr w:type="gramEnd"/>
+      <w:r>
+        <w:rPr>
+          <w:lang w:val="es-MX"/>
+        </w:rPr>
+        <w:t xml:space="preserve">” para </w:t>
+      </w:r>
+      <w:proofErr w:type="spellStart"/>
+      <w:r>
+        <w:rPr>
+          <w:lang w:val="es-MX"/>
+        </w:rPr>
+        <w:t>label</w:t>
+      </w:r>
+      <w:proofErr w:type="spellEnd"/>
+    </w:p>
+    <w:p>
+      <w:pPr>
+        <w:rPr>
+          <w:lang w:val="es-MX"/>
+        </w:rPr>
+      </w:pPr>
+      <w:r>
+        <w:rPr>
+          <w:lang w:val="es-MX"/>
+        </w:rPr>
+        <w:t>&lt;</w:t>
+      </w:r>
+      <w:proofErr w:type="spellStart"/>
+      <w:r>
+        <w:rPr>
+          <w:lang w:val="es-MX"/>
+        </w:rPr>
+        <w:t>Select</w:t>
+      </w:r>
+      <w:proofErr w:type="spellEnd"/>
+      <w:r>
+        <w:rPr>
+          <w:lang w:val="es-MX"/>
+        </w:rPr>
+        <w:t>&gt; (darle opciones al usuario)</w:t>
+      </w:r>
+    </w:p>
+    <w:p>
+      <w:pPr>
+        <w:rPr>
+          <w:lang w:val="es-MX"/>
+        </w:rPr>
+      </w:pPr>
+    </w:p>
+    <w:p>
+      <w:pPr>
+        <w:rPr>
+          <w:lang w:val="es-MX"/>
+        </w:rPr>
+      </w:pPr>
+    </w:p>
+    <w:p>
+      <w:pPr>
+        <w:rPr>
+          <w:lang w:val="es-MX"/>
+        </w:rPr>
+      </w:pPr>
+      <w:r>
+        <w:rPr>
+          <w:highlight w:val="yellow"/>
+          <w:lang w:val="es-MX"/>
+        </w:rPr>
+        <w:t>.</w:t>
+      </w:r>
+      <w:r>
+        <w:rPr>
+          <w:lang w:val="es-MX"/>
+        </w:rPr>
+        <w:t xml:space="preserve"> _nombre de la clase</w:t>
+      </w:r>
+      <w:proofErr w:type="gramStart"/>
+      <w:r>
+        <w:rPr>
+          <w:lang w:val="es-MX"/>
+        </w:rPr>
+        <w:t>_  para</w:t>
+      </w:r>
+      <w:proofErr w:type="gramEnd"/>
+      <w:r>
+        <w:rPr>
+          <w:lang w:val="es-MX"/>
+        </w:rPr>
+        <w:t xml:space="preserve"> clases (nombres para un diseño de letra especifico)</w:t>
+      </w:r>
+    </w:p>
+    <w:p>
+      <w:pPr>
+        <w:rPr>
+          <w:lang w:val="es-MX"/>
+        </w:rPr>
+      </w:pPr>
+    </w:p>
+    <w:p>
+      <w:pPr>
+        <w:rPr>
+          <w:lang w:val="es-MX"/>
+        </w:rPr>
+      </w:pPr>
+      <w:r>
+        <w:rPr>
+          <w:lang w:val="es-MX"/>
+        </w:rPr>
+        <w:t>Alk</w:t>
+      </w:r>
+      <w:r>
+        <w:rPr>
+          <w:lang w:val="es-MX"/>
+        </w:rPr>
+        <w:t xml:space="preserve"> y</w:t>
+      </w:r>
+      <w:r>
+        <w:rPr>
+          <w:lang w:val="es-MX"/>
+        </w:rPr>
+        <w:t xml:space="preserve"> </w:t>
+      </w:r>
+      <w:r>
+        <w:rPr>
+          <w:lang w:val="es-MX"/>
+        </w:rPr>
+        <w:t>mantengo</w:t>
+      </w:r>
+      <w:r>
+        <w:rPr>
+          <w:lang w:val="es-MX"/>
+        </w:rPr>
+        <w:t xml:space="preserve"> y varios </w:t>
+      </w:r>
+      <w:r>
+        <w:rPr>
+          <w:lang w:val="es-MX"/>
+        </w:rPr>
+        <w:t>clics</w:t>
+      </w:r>
+      <w:r>
+        <w:rPr>
+          <w:lang w:val="es-MX"/>
+        </w:rPr>
+        <w:t xml:space="preserve"> para escribir lo mismo en </w:t>
+      </w:r>
+      <w:r>
+        <w:rPr>
+          <w:lang w:val="es-MX"/>
+        </w:rPr>
+        <w:t>varios</w:t>
+      </w:r>
+      <w:r>
+        <w:rPr>
+          <w:lang w:val="es-MX"/>
+        </w:rPr>
+        <w:t xml:space="preserve"> lugares</w:t>
+      </w:r>
+    </w:p>
+    <w:p>
+      <w:pPr>
+        <w:rPr>
+          <w:lang w:val="es-MX"/>
+        </w:rPr>
+      </w:pPr>
+      <w:r>
+        <w:rPr>
+          <w:lang w:val="es-MX"/>
+        </w:rPr>
+        <w:lastRenderedPageBreak/>
+        <w:t xml:space="preserve">Entre head y </w:t>
+      </w:r>
+      <w:proofErr w:type="spellStart"/>
+      <w:r>
+        <w:rPr>
+          <w:lang w:val="es-MX"/>
+        </w:rPr>
+        <w:t>body</w:t>
+      </w:r>
+      <w:proofErr w:type="spellEnd"/>
+      <w:r>
+        <w:rPr>
+          <w:lang w:val="es-MX"/>
+        </w:rPr>
+        <w:t xml:space="preserve"> pongo &lt;</w:t>
+      </w:r>
+      <w:proofErr w:type="spellStart"/>
+      <w:r>
+        <w:rPr>
+          <w:lang w:val="es-MX"/>
+        </w:rPr>
+        <w:t>style</w:t>
+      </w:r>
+      <w:proofErr w:type="spellEnd"/>
+      <w:r>
+        <w:rPr>
+          <w:lang w:val="es-MX"/>
+        </w:rPr>
+        <w:t xml:space="preserve">&gt; (primero me tengo que referir a que </w:t>
+      </w:r>
+      <w:proofErr w:type="spellStart"/>
+      <w:r>
+        <w:rPr>
+          <w:lang w:val="es-MX"/>
+        </w:rPr>
+        <w:t>syle</w:t>
+      </w:r>
+      <w:proofErr w:type="spellEnd"/>
+      <w:r>
+        <w:rPr>
+          <w:lang w:val="es-MX"/>
+        </w:rPr>
+        <w:t xml:space="preserve"> </w:t>
+      </w:r>
+      <w:proofErr w:type="gramStart"/>
+      <w:r>
+        <w:rPr>
+          <w:lang w:val="es-MX"/>
+        </w:rPr>
+        <w:t>poniendo .</w:t>
+      </w:r>
+      <w:proofErr w:type="gramEnd"/>
+      <w:r>
+        <w:rPr>
+          <w:lang w:val="es-MX"/>
+        </w:rPr>
+        <w:t xml:space="preserve"> y el nombre del </w:t>
+      </w:r>
+      <w:proofErr w:type="spellStart"/>
+      <w:r>
+        <w:rPr>
+          <w:lang w:val="es-MX"/>
+        </w:rPr>
+        <w:t>style</w:t>
+      </w:r>
+      <w:proofErr w:type="spellEnd"/>
+      <w:r>
+        <w:rPr>
+          <w:lang w:val="es-MX"/>
+        </w:rPr>
+        <w:t xml:space="preserve"> luego agregamos el atributo para esa clase) (color </w:t>
+      </w:r>
+      <w:proofErr w:type="spellStart"/>
+      <w:r>
+        <w:rPr>
+          <w:lang w:val="es-MX"/>
+        </w:rPr>
+        <w:t>nmbre</w:t>
+      </w:r>
+      <w:proofErr w:type="spellEnd"/>
+      <w:r>
+        <w:rPr>
+          <w:lang w:val="es-MX"/>
+        </w:rPr>
+        <w:t xml:space="preserve"> ingles)</w:t>
+      </w:r>
+    </w:p>
+    <w:p>
+      <w:proofErr w:type="spellStart"/>
+      <w:r>
+        <w:rPr>
+          <w:lang w:val="es-MX"/>
+        </w:rPr>
+        <w:t>ejemeplo</w:t>
+      </w:r>
+      <w:proofErr w:type="spellEnd"/>
+      <w:r>
+        <w:t xml:space="preserve">      </w:t>
+      </w:r>
+      <w:proofErr w:type="spellStart"/>
+      <w:r>
+        <w:t>letter-spacing</w:t>
+      </w:r>
+      <w:proofErr w:type="spellEnd"/>
+      <w:r>
+        <w:t>: 1px;</w:t>
+      </w:r>
+    </w:p>
+    <w:p>
+      <w:r>
+        <w:t xml:space="preserve">        </w:t>
+      </w:r>
+      <w:proofErr w:type="spellStart"/>
+      <w:r>
+        <w:t>font-size</w:t>
+      </w:r>
+      <w:proofErr w:type="spellEnd"/>
+      <w:r>
+        <w:t>: 9px;</w:t>
+      </w:r>
+    </w:p>
+    <w:p>
+      <w:pPr>
+        <w:rPr>
+          <w:lang w:val="es-MX"/>
+        </w:rPr>
+      </w:pPr>
+    </w:p>
+    <w:p>
+      <w:r>
+        <w:t>&lt;/head&gt;</w:t>
+      </w:r>
+    </w:p>
+    <w:p>
+      <w:r>
+        <w:t>&lt;</w:t>
+      </w:r>
+      <w:proofErr w:type="spellStart"/>
+      <w:r>
+        <w:t>style</w:t>
+      </w:r>
+      <w:proofErr w:type="spellEnd"/>
+      <w:r>
+        <w:t>&gt;</w:t>
+      </w:r>
+    </w:p>
+    <w:p>
+      <w:r>
+        <w:t xml:space="preserve">    </w:t>
+      </w:r>
+      <w:proofErr w:type="gramStart"/>
+      <w:r>
+        <w:t>.pelado</w:t>
+      </w:r>
+      <w:proofErr w:type="gramEnd"/>
+      <w:r>
+        <w:t>{</w:t>
+      </w:r>
+    </w:p>
+    <w:p>
+      <w:r>
+        <w:t>        color: blue;</w:t>
+      </w:r>
+    </w:p>
+    <w:p>
+      <w:r>
+        <w:t xml:space="preserve">        </w:t>
+      </w:r>
+      <w:proofErr w:type="spellStart"/>
+      <w:r>
+        <w:t>font-family</w:t>
+      </w:r>
+      <w:proofErr w:type="spellEnd"/>
+      <w:r>
+        <w:t>: Arial;</w:t>
+      </w:r>
+    </w:p>
+    <w:p>
+      <w:r>
+        <w:t xml:space="preserve">        </w:t>
+      </w:r>
+      <w:proofErr w:type="spellStart"/>
+      <w:r>
+        <w:t>text-align</w:t>
+      </w:r>
+      <w:proofErr w:type="spellEnd"/>
+      <w:r>
+        <w:t>: center;</w:t>
+      </w:r>
+    </w:p>
+    <w:p>
+      <w:r>
+        <w:t>    }</w:t>
+      </w:r>
+      <w:r>
+        <w:t xml:space="preserve"> (ojo)</w:t>
+      </w:r>
+    </w:p>
+    <w:p>
+      <w:r>
+        <w:t>&lt;/</w:t>
+      </w:r>
+      <w:proofErr w:type="spellStart"/>
+      <w:r>
+        <w:t>style</w:t>
+      </w:r>
+      <w:proofErr w:type="spellEnd"/>
+      <w:r>
+        <w:t>&gt;</w:t>
+      </w:r>
+    </w:p>
+    <w:p>
+      <w:r>
+        <w:t>&lt;</w:t>
+      </w:r>
+      <w:proofErr w:type="spellStart"/>
+      <w:r>
+        <w:t>body</w:t>
+      </w:r>
+      <w:proofErr w:type="spellEnd"/>
+      <w:r>
+        <w:t>&gt;</w:t>
+      </w:r>
+    </w:p>
+    <w:p/>
+    <w:p>
+      <w:r>
+        <w:t>Ahora un id para `</w:t>
+      </w:r>
+      <w:proofErr w:type="spellStart"/>
+      <w:r>
+        <w:t>personbalizar</w:t>
+      </w:r>
+      <w:proofErr w:type="spellEnd"/>
+      <w:r>
+        <w:t xml:space="preserve"> </w:t>
+      </w:r>
+      <w:proofErr w:type="spellStart"/>
+      <w:r>
+        <w:t>mas</w:t>
+      </w:r>
+      <w:proofErr w:type="spellEnd"/>
+      <w:r>
+        <w:t xml:space="preserve"> cada texto individual</w:t>
+      </w:r>
+    </w:p>
+    <w:p>
+      <w:r>
+        <w:t xml:space="preserve">    &lt;p </w:t>
+      </w:r>
+      <w:proofErr w:type="spellStart"/>
+      <w:r>
+        <w:t>class</w:t>
+      </w:r>
+      <w:proofErr w:type="spellEnd"/>
+      <w:r>
+        <w:t xml:space="preserve">="pelado"&gt; 9 </w:t>
+      </w:r>
+      <w:proofErr w:type="spellStart"/>
+      <w:r>
+        <w:t>px</w:t>
+      </w:r>
+      <w:proofErr w:type="spellEnd"/>
+      <w:r>
+        <w:t>&lt;/p&gt;</w:t>
+      </w:r>
+    </w:p>
+    <w:p>
+      <w:r>
+        <w:t xml:space="preserve">Luego dentro del mismo </w:t>
+      </w:r>
+      <w:proofErr w:type="spellStart"/>
+      <w:r>
+        <w:t>style</w:t>
+      </w:r>
+      <w:proofErr w:type="spellEnd"/>
+    </w:p>
+    <w:p>
+      <w:r>
+        <w:t>   #</w:t>
+      </w:r>
+      <w:proofErr w:type="gramStart"/>
+      <w:r>
+        <w:t>Benja{</w:t>
+      </w:r>
+      <w:proofErr w:type="gramEnd"/>
+    </w:p>
+    <w:p>
+      <w:r>
+        <w:t xml:space="preserve">        </w:t>
+      </w:r>
+      <w:proofErr w:type="spellStart"/>
+      <w:r>
+        <w:t>font-size</w:t>
+      </w:r>
+      <w:proofErr w:type="spellEnd"/>
+      <w:r>
+        <w:t>: 12px;</w:t>
+      </w:r>
+    </w:p>
+    <w:p>
+      <w:r>
+        <w:t>    }</w:t>
+      </w:r>
+    </w:p>
+    <w:p>
+      <w:r>
+        <w:t>Extra:</w:t>
+      </w:r>
+    </w:p>
+    <w:p>
+      <w:r>
+        <w:t>#</w:t>
+      </w:r>
+      <w:proofErr w:type="gramStart"/>
+      <w:r>
+        <w:t>jv{</w:t>
+      </w:r>
+      <w:proofErr w:type="gramEnd"/>
+    </w:p>
+    <w:p>
+      <w:r>
+        <w:t xml:space="preserve">    </w:t>
+      </w:r>
+      <w:proofErr w:type="spellStart"/>
+      <w:r>
+        <w:t>font-family</w:t>
+      </w:r>
+      <w:proofErr w:type="spellEnd"/>
+      <w:r>
+        <w:t>: '</w:t>
+      </w:r>
+      <w:proofErr w:type="spellStart"/>
+      <w:r>
+        <w:t>arial</w:t>
+      </w:r>
+      <w:proofErr w:type="spellEnd"/>
+      <w:r>
+        <w:t xml:space="preserve"> </w:t>
+      </w:r>
+      <w:proofErr w:type="spellStart"/>
+      <w:r>
+        <w:t>black</w:t>
+      </w:r>
+      <w:proofErr w:type="spellEnd"/>
+      <w:r>
+        <w:t>';</w:t>
+      </w:r>
+    </w:p>
+    <w:p/>
+    <w:p/>
+    <w:p>
+      <w:pPr>
+        <w:rPr>
+          <w:lang w:val="es-MX"/>
+        </w:rPr>
+      </w:pPr>
+    </w:p>
+    <w:p>
+      <w:pPr>
+        <w:rPr>
+          <w:lang w:val="es-MX"/>
+        </w:rPr>
+      </w:pPr>
+    </w:p>
+    <w:p>
+      <w:pPr>
+        <w:rPr>
+          <w:highlight w:val="yellow"/>
+          <w:lang w:val="es-MX"/>
+        </w:rPr>
+      </w:pPr>
+      <w:r>
+        <w:rPr>
+          <w:highlight w:val="yellow"/>
+          <w:lang w:val="es-MX"/>
+        </w:rPr>
+        <w:lastRenderedPageBreak/>
+        <w:t xml:space="preserve">Style fuera del </w:t>
+      </w:r>
+      <w:proofErr w:type="spellStart"/>
+      <w:r>
+        <w:rPr>
+          <w:highlight w:val="yellow"/>
+          <w:lang w:val="es-MX"/>
+        </w:rPr>
+        <w:t>html</w:t>
+      </w:r>
+      <w:proofErr w:type="spellEnd"/>
+    </w:p>
+    <w:p>
+      <w:pPr>
+        <w:rPr>
+          <w:highlight w:val="yellow"/>
+          <w:lang w:val="es-MX"/>
+        </w:rPr>
+      </w:pPr>
+    </w:p>
+    <w:p>
+      <w:pPr>
+        <w:rPr>
+          <w:lang w:val="es-MX"/>
+        </w:rPr>
+      </w:pPr>
+      <w:r>
+        <w:rPr>
+          <w:lang w:val="es-MX"/>
+        </w:rPr>
+        <w:t>id no puede ser menos de un carácter</w:t>
+      </w:r>
+    </w:p>
+    <w:p>
+      <w:pPr>
+        <w:rPr>
+          <w:lang w:val="es-MX"/>
+        </w:rPr>
+      </w:pPr>
+    </w:p>
+    <w:p>
+      <w:pPr>
+        <w:rPr>
+          <w:lang w:val="es-MX"/>
+        </w:rPr>
+      </w:pPr>
+      <w:r>
+        <w:rPr>
+          <w:lang w:val="es-MX"/>
+        </w:rPr>
+        <w:t xml:space="preserve">agregar un </w:t>
+      </w:r>
+      <w:proofErr w:type="spellStart"/>
+      <w:r>
+        <w:rPr>
+          <w:lang w:val="es-MX"/>
+        </w:rPr>
+        <w:t>css</w:t>
+      </w:r>
+      <w:proofErr w:type="spellEnd"/>
+      <w:r>
+        <w:rPr>
+          <w:lang w:val="es-MX"/>
+        </w:rPr>
+        <w:t xml:space="preserve"> aparte y modificar las imágenes internas</w:t>
+      </w:r>
+    </w:p>
+    <w:p>
+      <w:pPr>
+        <w:rPr>
+          <w:lang w:val="es-MX"/>
+        </w:rPr>
+      </w:pPr>
+    </w:p>
+    <w:p>
+      <w:pPr>
+        <w:rPr>
+          <w:lang w:val="es-MX"/>
+        </w:rPr>
+      </w:pPr>
+      <w:r>
+        <w:rPr>
+          <w:lang w:val="es-MX"/>
+        </w:rPr>
+        <w:t>crear style.css</w:t>
+      </w:r>
+    </w:p>
+    <w:p>
+      <w:pPr>
+        <w:rPr>
+          <w:lang w:val="es-MX"/>
+        </w:rPr>
+      </w:pPr>
+      <w:proofErr w:type="spellStart"/>
+      <w:r>
+        <w:rPr>
+          <w:lang w:val="es-MX"/>
+        </w:rPr>
+        <w:t>Img</w:t>
+      </w:r>
+      <w:proofErr w:type="spellEnd"/>
+      <w:r>
+        <w:rPr>
+          <w:lang w:val="es-MX"/>
+        </w:rPr>
+        <w:t xml:space="preserve"> </w:t>
+      </w:r>
+      <w:proofErr w:type="gramStart"/>
+      <w:r>
+        <w:rPr>
+          <w:lang w:val="es-MX"/>
+        </w:rPr>
+        <w:t>{ acá</w:t>
+      </w:r>
+      <w:proofErr w:type="gramEnd"/>
+      <w:r>
+        <w:rPr>
+          <w:lang w:val="es-MX"/>
+        </w:rPr>
+        <w:t xml:space="preserve"> va todas las especificaciones generales}</w:t>
+      </w:r>
+    </w:p>
+    <w:p>
+      <w:pPr>
+        <w:rPr>
+          <w:lang w:val="es-MX"/>
+        </w:rPr>
+      </w:pPr>
+      <w:r>
+        <w:rPr>
+          <w:lang w:val="es-MX"/>
+        </w:rPr>
+        <w:t xml:space="preserve"># (id de la </w:t>
+      </w:r>
+      <w:proofErr w:type="spellStart"/>
+      <w:r>
+        <w:rPr>
+          <w:lang w:val="es-MX"/>
+        </w:rPr>
+        <w:t>img</w:t>
+      </w:r>
+      <w:proofErr w:type="spellEnd"/>
+      <w:r>
+        <w:rPr>
+          <w:lang w:val="es-MX"/>
+        </w:rPr>
+        <w:t xml:space="preserve"> </w:t>
+      </w:r>
+      <w:proofErr w:type="spellStart"/>
+      <w:r>
+        <w:rPr>
+          <w:lang w:val="es-MX"/>
+        </w:rPr>
+        <w:t>esècifica</w:t>
+      </w:r>
+      <w:proofErr w:type="spellEnd"/>
+      <w:r>
+        <w:rPr>
+          <w:lang w:val="es-MX"/>
+        </w:rPr>
+        <w:t xml:space="preserve">) </w:t>
+      </w:r>
+      <w:proofErr w:type="gramStart"/>
+      <w:r>
+        <w:rPr>
+          <w:lang w:val="es-MX"/>
+        </w:rPr>
+        <w:t>{ todas</w:t>
+      </w:r>
+      <w:proofErr w:type="gramEnd"/>
+      <w:r>
+        <w:rPr>
+          <w:lang w:val="es-MX"/>
+        </w:rPr>
+        <w:t xml:space="preserve"> las indicaciones para esa </w:t>
+      </w:r>
+      <w:proofErr w:type="spellStart"/>
+      <w:r>
+        <w:rPr>
+          <w:lang w:val="es-MX"/>
+        </w:rPr>
+        <w:t>img</w:t>
+      </w:r>
+      <w:proofErr w:type="spellEnd"/>
+      <w:r>
+        <w:rPr>
+          <w:lang w:val="es-MX"/>
+        </w:rPr>
+        <w:t>}</w:t>
+      </w:r>
+    </w:p>
+    <w:p>
+      <w:pPr>
+        <w:rPr>
+          <w:lang w:val="es-MX"/>
+        </w:rPr>
+      </w:pPr>
+      <w:r>
+        <w:rPr>
+          <w:lang w:val="es-MX"/>
+        </w:rPr>
+        <w:t>Main&gt;</w:t>
+      </w:r>
+      <w:proofErr w:type="spellStart"/>
+      <w:r>
+        <w:rPr>
+          <w:lang w:val="es-MX"/>
+        </w:rPr>
+        <w:t>section</w:t>
+      </w:r>
+      <w:proofErr w:type="spellEnd"/>
+      <w:r>
+        <w:rPr>
+          <w:lang w:val="es-MX"/>
+        </w:rPr>
+        <w:t>&gt;table&gt;</w:t>
+      </w:r>
+      <w:proofErr w:type="spellStart"/>
+      <w:r>
+        <w:rPr>
+          <w:lang w:val="es-MX"/>
+        </w:rPr>
+        <w:t>t</w:t>
+      </w:r>
+      <w:r>
+        <w:rPr>
+          <w:lang w:val="es-MX"/>
+        </w:rPr>
+        <w:t>r</w:t>
+      </w:r>
+      <w:proofErr w:type="spellEnd"/>
+      <w:r>
+        <w:rPr>
+          <w:lang w:val="es-MX"/>
+        </w:rPr>
+        <w:t>&gt;</w:t>
+      </w:r>
+      <w:proofErr w:type="spellStart"/>
+      <w:r>
+        <w:rPr>
+          <w:lang w:val="es-MX"/>
+        </w:rPr>
+        <w:t>t</w:t>
+      </w:r>
+      <w:r>
+        <w:rPr>
+          <w:lang w:val="es-MX"/>
+        </w:rPr>
+        <w:t>d</w:t>
+      </w:r>
+      <w:proofErr w:type="spellEnd"/>
+      <w:r>
+        <w:rPr>
+          <w:lang w:val="es-MX"/>
+        </w:rPr>
+        <w:t>*3&gt;</w:t>
+      </w:r>
+      <w:proofErr w:type="spellStart"/>
+      <w:r>
+        <w:rPr>
+          <w:lang w:val="es-MX"/>
+        </w:rPr>
+        <w:t>img</w:t>
+      </w:r>
+      <w:proofErr w:type="spellEnd"/>
+      <w:r>
+        <w:rPr>
+          <w:lang w:val="es-MX"/>
+        </w:rPr>
+        <w:t>&gt;id</w:t>
+      </w:r>
+    </w:p>
+    <w:p>
+      <w:pPr>
+        <w:rPr>
+          <w:lang w:val="es-MX"/>
+        </w:rPr>
+      </w:pPr>
+      <w:proofErr w:type="spellStart"/>
+      <w:r>
+        <w:rPr>
+          <w:lang w:val="es-MX"/>
+        </w:rPr>
+        <w:t>Alt+seleccionar</w:t>
+      </w:r>
+      <w:proofErr w:type="spellEnd"/>
+      <w:r>
+        <w:rPr>
+          <w:lang w:val="es-MX"/>
+        </w:rPr>
+        <w:t xml:space="preserve"> varios </w:t>
+      </w:r>
+      <w:proofErr w:type="gramStart"/>
+      <w:r>
+        <w:rPr>
+          <w:lang w:val="es-MX"/>
+        </w:rPr>
+        <w:t>+ .</w:t>
+      </w:r>
+      <w:proofErr w:type="gramEnd"/>
+      <w:r>
+        <w:rPr>
+          <w:lang w:val="es-MX"/>
+        </w:rPr>
+        <w:t xml:space="preserve">/ para buscar archivo dentro </w:t>
+      </w:r>
+      <w:proofErr w:type="spellStart"/>
+      <w:proofErr w:type="gramStart"/>
+      <w:r>
+        <w:rPr>
+          <w:lang w:val="es-MX"/>
+        </w:rPr>
+        <w:t>e</w:t>
+      </w:r>
+      <w:proofErr w:type="spellEnd"/>
+      <w:proofErr w:type="gramEnd"/>
+      <w:r>
+        <w:rPr>
+          <w:lang w:val="es-MX"/>
+        </w:rPr>
+        <w:t xml:space="preserve"> una carpeta de </w:t>
+      </w:r>
+      <w:proofErr w:type="spellStart"/>
+      <w:r>
+        <w:rPr>
+          <w:lang w:val="es-MX"/>
+        </w:rPr>
+        <w:t>assets</w:t>
+      </w:r>
+      <w:proofErr w:type="spellEnd"/>
+      <w:r>
+        <w:rPr>
+          <w:lang w:val="es-MX"/>
+        </w:rPr>
+        <w:t xml:space="preserve"> que debe estar dentro de esa carpeta</w:t>
+      </w:r>
+    </w:p>
+    <w:p>
+      <w:pPr>
+        <w:rPr>
+          <w:lang w:val="es-MX"/>
+        </w:rPr>
+      </w:pPr>
+      <w:proofErr w:type="spellStart"/>
+      <w:r>
+        <w:rPr>
+          <w:lang w:val="es-MX"/>
+        </w:rPr>
+        <w:t>Linkear</w:t>
+      </w:r>
+      <w:proofErr w:type="spellEnd"/>
+    </w:p>
+    <w:p>
+      <w:pPr>
+        <w:rPr>
+          <w:lang w:val="es-MX"/>
+        </w:rPr>
+      </w:pPr>
+      <w:r>
+        <w:rPr>
+          <w:lang w:val="es-MX"/>
+        </w:rPr>
+        <w:t xml:space="preserve">En head ponemos </w:t>
+      </w:r>
+      <w:proofErr w:type="gramStart"/>
+      <w:r>
+        <w:rPr>
+          <w:lang w:val="es-MX"/>
+        </w:rPr>
+        <w:t>link</w:t>
+      </w:r>
+      <w:proofErr w:type="gramEnd"/>
+      <w:r>
+        <w:rPr>
+          <w:lang w:val="es-MX"/>
+        </w:rPr>
+        <w:t xml:space="preserve"> </w:t>
+      </w:r>
+      <w:proofErr w:type="spellStart"/>
+      <w:r>
+        <w:rPr>
+          <w:lang w:val="es-MX"/>
+        </w:rPr>
+        <w:t>css</w:t>
+      </w:r>
+      <w:proofErr w:type="spellEnd"/>
+    </w:p>
+    <w:p>
+      <w:pPr>
+        <w:rPr>
+          <w:lang w:val="es-MX"/>
+        </w:rPr>
+      </w:pPr>
+    </w:p>
+    <w:p>
+      <w:pPr>
+        <w:rPr>
+          <w:lang w:val="es-MX"/>
+        </w:rPr>
+      </w:pPr>
+      <w:r>
+        <w:rPr>
+          <w:lang w:val="es-MX"/>
+        </w:rPr>
+        <w:t xml:space="preserve">Prueba sitio web </w:t>
+      </w:r>
+      <w:proofErr w:type="spellStart"/>
+      <w:r>
+        <w:rPr>
+          <w:lang w:val="es-MX"/>
+        </w:rPr>
+        <w:t>html</w:t>
+      </w:r>
+      <w:proofErr w:type="spellEnd"/>
+      <w:r>
+        <w:rPr>
+          <w:lang w:val="es-MX"/>
+        </w:rPr>
+        <w:t xml:space="preserve"> y </w:t>
+      </w:r>
+      <w:proofErr w:type="spellStart"/>
+      <w:r>
+        <w:rPr>
+          <w:lang w:val="es-MX"/>
+        </w:rPr>
+        <w:t>css</w:t>
+      </w:r>
+      <w:proofErr w:type="spellEnd"/>
+      <w:r>
+        <w:rPr>
+          <w:lang w:val="es-MX"/>
+        </w:rPr>
+        <w:t xml:space="preserve"> algo teórico </w:t>
+      </w:r>
+      <w:r>
+        <w:rPr>
+          <w:lang w:val="es-MX"/>
+        </w:rPr>
+        <w:t>26/7</w:t>
+      </w:r>
+    </w:p>
+    <w:p>
+      <w:pPr>
+        <w:rPr>
+          <w:lang w:val="es-MX"/>
+        </w:rPr>
+      </w:pPr>
+    </w:p>
+    <w:p>
+      <w:pPr>
+        <w:rPr>
+          <w:lang w:val="es-MX"/>
+        </w:rPr>
+      </w:pPr>
+    </w:p>
+    <w:p>
+      <w:pPr>
+        <w:rPr>
+          <w:lang w:val="es-MX"/>
+        </w:rPr>
+      </w:pPr>
+    </w:p>
+    <w:p>
+      <w:pPr>
+        <w:rPr>
+          <w:lang w:val="es-MX"/>
+        </w:rPr>
+      </w:pPr>
+    </w:p>
+    <w:p>
+      <w:pPr>
+        <w:rPr>
+          <w:lang w:val="es-MX"/>
+        </w:rPr>
+      </w:pPr>
+    </w:p>
+    <w:p>
+      <w:pPr>
+        <w:rPr>
+          <w:lang w:val="es-MX"/>
+        </w:rPr>
+      </w:pPr>
+    </w:p>
+    <w:p>
+      <w:pPr>
+        <w:rPr>
+          <w:lang w:val="es-MX"/>
+        </w:rPr>
+      </w:pPr>
+    </w:p>
+    <w:p>
+      <w:pPr>
+        <w:rPr>
+          <w:lang w:val="es-MX"/>
+        </w:rPr>
+      </w:pPr>
+    </w:p>
+    <w:p>
+      <w:pPr>
+        <w:rPr>
+          <w:lang w:val="es-MX"/>
+        </w:rPr>
+      </w:pPr>
+    </w:p>
+    <w:p>
+      <w:pPr>
+        <w:rPr>
+          <w:lang w:val="es-MX"/>
+        </w:rPr>
+      </w:pPr>
+    </w:p>
+    <w:p>
+      <w:pPr>
+        <w:rPr>
+          <w:lang w:val="es-MX"/>
+        </w:rPr>
+      </w:pPr>
+    </w:p>
+    <w:p>
+      <w:pPr>
+        <w:rPr>
+          <w:lang w:val="es-MX"/>
+        </w:rPr>
+      </w:pPr>
+    </w:p>
+    <w:p>
+      <w:pPr>
+        <w:rPr>
+          <w:lang w:val="es-MX"/>
+        </w:rPr>
+      </w:pPr>
+    </w:p>
+    <w:p>
+      <w:pPr>
+        <w:rPr>
+          <w:lang w:val="es-MX"/>
+        </w:rPr>
+      </w:pPr>
+    </w:p>
+    <w:p>
+      <w:pPr>
+        <w:rPr>
+          <w:lang w:val="es-MX"/>
+        </w:rPr>
+      </w:pPr>
+    </w:p>
+    <w:p>
+      <w:pPr>
+        <w:rPr>
+          <w:lang w:val="es-MX"/>
+        </w:rPr>
+      </w:pPr>
+    </w:p>
+    <w:p>
+      <w:pPr>
+        <w:rPr>
+          <w:lang w:val="es-MX"/>
+        </w:rPr>
+      </w:pPr>
+    </w:p>
+    <w:p>
+      <w:pPr>
+        <w:rPr>
+          <w:lang w:val="es-MX"/>
+        </w:rPr>
+      </w:pPr>
+    </w:p>
+    <w:p>
+      <w:pPr>
+        <w:rPr>
+          <w:lang w:val="es-MX"/>
+        </w:rPr>
+      </w:pPr>
+    </w:p>
+    <w:p>
+      <w:pPr>
+        <w:rPr>
+          <w:lang w:val="es-MX"/>
+        </w:rPr>
+      </w:pPr>
+    </w:p>
+    <w:p>
+      <w:pPr>
+        <w:rPr>
+          <w:lang w:val="es-MX"/>
+        </w:rPr>
+      </w:pPr>
+    </w:p>
+    <w:p>
+      <w:pPr>
+        <w:rPr>
+          <w:lang w:val="es-MX"/>
+        </w:rPr>
+      </w:pPr>
+    </w:p>
+    <w:p>
+      <w:pPr>
+        <w:rPr>
+          <w:lang w:val="es-MX"/>
+        </w:rPr>
+      </w:pPr>
+    </w:p>
+    <w:p>
+      <w:pPr>
+        <w:rPr>
+          <w:lang w:val="es-MX"/>
+        </w:rPr>
+      </w:pPr>
+    </w:p>
+    <w:p>
+      <w:pPr>
+        <w:rPr>
+          <w:lang w:val="es-MX"/>
+        </w:rPr>
+      </w:pPr>
+    </w:p>
+    <w:p>
+      <w:pPr>
+        <w:rPr>
+          <w:lang w:val="es-MX"/>
+        </w:rPr>
+      </w:pPr>
     </w:p>
     <w:p>
       <w:pPr>
@@ -752,6 +3193,7 @@
       </w:pPr>
       <w:proofErr w:type="spellStart"/>
       <w:r>
+        <w:lastRenderedPageBreak/>
         <w:t>Usás</w:t>
       </w:r>
       <w:proofErr w:type="spellEnd"/>
@@ -959,7 +3401,6 @@
     </w:p>
     <w:p>
       <w:r>
-        <w:lastRenderedPageBreak/>
         <w:pict w14:anchorId="4AA3417F">
           <v:rect id="_x0000_i1028" style="width:0;height:1.5pt" o:hralign="center" o:hrstd="t" o:hr="t" fillcolor="#a0a0a0" stroked="f"/>
         </w:pict>
@@ -1162,6 +3603,7 @@
         <w:t xml:space="preserve"> </w:t>
       </w:r>
       <w:proofErr w:type="spellStart"/>
+      <w:proofErr w:type="gramStart"/>
       <w:r>
         <w:t>add</w:t>
       </w:r>
@@ -1169,6 +3611,7 @@
       <w:r>
         <w:t xml:space="preserve"> .</w:t>
       </w:r>
+      <w:proofErr w:type="gramEnd"/>
     </w:p>
     <w:p>
       <w:proofErr w:type="spellStart"/>
@@ -1222,6 +3665,7 @@
     <w:p>
       <w:proofErr w:type="spellStart"/>
       <w:r>
+        <w:lastRenderedPageBreak/>
         <w:t>git</w:t>
       </w:r>
       <w:proofErr w:type="spellEnd"/>
@@ -1416,298 +3860,314 @@
           <w:lang w:val="es-MX"/>
         </w:rPr>
       </w:pPr>
+      <w:proofErr w:type="gramStart"/>
+      <w:r>
+        <w:rPr>
+          <w:lang w:val="es-MX"/>
+        </w:rPr>
+        <w:t>./</w:t>
+      </w:r>
+      <w:proofErr w:type="gramEnd"/>
+      <w:r>
+        <w:rPr>
+          <w:lang w:val="es-MX"/>
+        </w:rPr>
+        <w:t xml:space="preserve"> (desde) nombre carpeta </w:t>
+      </w:r>
+      <w:proofErr w:type="gramStart"/>
+      <w:r>
+        <w:rPr>
+          <w:lang w:val="es-MX"/>
+        </w:rPr>
+        <w:t>/.vvv.jpg</w:t>
+      </w:r>
+      <w:proofErr w:type="gramEnd"/>
+    </w:p>
+    <w:p>
+      <w:pPr>
+        <w:rPr>
+          <w:lang w:val="es-MX"/>
+        </w:rPr>
+      </w:pPr>
+      <w:r>
+        <w:rPr>
+          <w:lang w:val="es-MX"/>
+        </w:rPr>
+        <w:t>Alt: texto alternativo</w:t>
+      </w:r>
+    </w:p>
+    <w:p>
+      <w:pPr>
+        <w:rPr>
+          <w:lang w:val="es-MX"/>
+        </w:rPr>
+      </w:pPr>
+      <w:proofErr w:type="spellStart"/>
+      <w:r>
+        <w:rPr>
+          <w:lang w:val="es-MX"/>
+        </w:rPr>
+        <w:t>Width</w:t>
+      </w:r>
+      <w:proofErr w:type="spellEnd"/>
+      <w:r>
+        <w:rPr>
+          <w:lang w:val="es-MX"/>
+        </w:rPr>
+        <w:t xml:space="preserve"> </w:t>
+      </w:r>
+    </w:p>
+    <w:p>
+      <w:pPr>
+        <w:rPr>
+          <w:lang w:val="es-MX"/>
+        </w:rPr>
+      </w:pPr>
+      <w:r>
+        <w:rPr>
+          <w:lang w:val="es-MX"/>
+        </w:rPr>
+        <w:t xml:space="preserve">Height: </w:t>
+      </w:r>
+      <w:proofErr w:type="spellStart"/>
+      <w:r>
+        <w:rPr>
+          <w:lang w:val="es-MX"/>
+        </w:rPr>
+        <w:t>px</w:t>
+      </w:r>
+      <w:proofErr w:type="spellEnd"/>
+      <w:r>
+        <w:rPr>
+          <w:lang w:val="es-MX"/>
+        </w:rPr>
+        <w:t xml:space="preserve">/porcentaje del </w:t>
+      </w:r>
+    </w:p>
+    <w:p>
+      <w:pPr>
+        <w:rPr>
+          <w:lang w:val="es-MX"/>
+        </w:rPr>
+      </w:pPr>
+    </w:p>
+    <w:p>
+      <w:pPr>
+        <w:rPr>
+          <w:lang w:val="es-MX"/>
+        </w:rPr>
+      </w:pPr>
+      <w:proofErr w:type="spellStart"/>
+      <w:r>
+        <w:rPr>
+          <w:lang w:val="es-MX"/>
+        </w:rPr>
+        <w:t>Tablericons</w:t>
+      </w:r>
+      <w:proofErr w:type="spellEnd"/>
+      <w:r>
+        <w:rPr>
+          <w:lang w:val="es-MX"/>
+        </w:rPr>
+        <w:t>=iconos copiar-----</w:t>
+      </w:r>
+    </w:p>
+    <w:p>
+      <w:pPr>
+        <w:rPr>
+          <w:lang w:val="es-MX"/>
+        </w:rPr>
+      </w:pPr>
+      <w:r>
+        <w:rPr>
+          <w:lang w:val="es-MX"/>
+        </w:rPr>
+        <w:t>SVG</w:t>
+      </w:r>
+    </w:p>
+    <w:p>
+      <w:pPr>
+        <w:rPr>
+          <w:lang w:val="es-MX"/>
+        </w:rPr>
+      </w:pPr>
+      <w:r>
+        <w:rPr>
+          <w:lang w:val="es-MX"/>
+        </w:rPr>
+        <w:t xml:space="preserve">Java lo vuelve interactivo y </w:t>
+      </w:r>
+      <w:proofErr w:type="spellStart"/>
+      <w:r>
+        <w:rPr>
+          <w:lang w:val="es-MX"/>
+        </w:rPr>
+        <w:t>csv</w:t>
+      </w:r>
+      <w:proofErr w:type="spellEnd"/>
+      <w:r>
+        <w:rPr>
+          <w:lang w:val="es-MX"/>
+        </w:rPr>
+        <w:t xml:space="preserve"> lo decora</w:t>
+      </w:r>
+    </w:p>
+    <w:p>
+      <w:pPr>
+        <w:rPr>
+          <w:lang w:val="es-MX"/>
+        </w:rPr>
+      </w:pPr>
+    </w:p>
+    <w:p>
+      <w:pPr>
+        <w:rPr>
+          <w:lang w:val="es-MX"/>
+        </w:rPr>
+      </w:pPr>
+      <w:r>
+        <w:rPr>
+          <w:lang w:val="es-MX"/>
+        </w:rPr>
+        <w:t>¡!</w:t>
+      </w:r>
+    </w:p>
+    <w:p>
+      <w:pPr>
+        <w:rPr>
+          <w:lang w:val="es-MX"/>
+        </w:rPr>
+      </w:pPr>
+      <w:r>
+        <w:rPr>
+          <w:lang w:val="es-MX"/>
+        </w:rPr>
+        <w:t xml:space="preserve">Nombre de la clase </w:t>
+      </w:r>
+      <w:proofErr w:type="spellStart"/>
+      <w:r>
+        <w:rPr>
+          <w:lang w:val="es-MX"/>
+        </w:rPr>
+        <w:t>title</w:t>
+      </w:r>
+      <w:proofErr w:type="spellEnd"/>
+    </w:p>
+    <w:p>
+      <w:pPr>
+        <w:rPr>
+          <w:lang w:val="es-MX"/>
+        </w:rPr>
+      </w:pPr>
+      <w:r>
+        <w:rPr>
+          <w:lang w:val="es-MX"/>
+        </w:rPr>
+        <w:t xml:space="preserve">Meta </w:t>
+      </w:r>
+      <w:proofErr w:type="spellStart"/>
+      <w:r>
+        <w:rPr>
+          <w:lang w:val="es-MX"/>
+        </w:rPr>
+        <w:t>desc</w:t>
+      </w:r>
+      <w:proofErr w:type="spellEnd"/>
+      <w:r>
+        <w:rPr>
+          <w:lang w:val="es-MX"/>
+        </w:rPr>
+        <w:t xml:space="preserve"> (chat)</w:t>
+      </w:r>
+    </w:p>
+    <w:p>
+      <w:pPr>
+        <w:rPr>
+          <w:lang w:val="es-MX"/>
+        </w:rPr>
+      </w:pPr>
+      <w:r>
+        <w:rPr>
+          <w:lang w:val="es-MX"/>
+        </w:rPr>
+        <w:t xml:space="preserve">Meta </w:t>
+      </w:r>
+      <w:proofErr w:type="spellStart"/>
+      <w:r>
+        <w:rPr>
+          <w:lang w:val="es-MX"/>
+        </w:rPr>
+        <w:t>keyword</w:t>
+      </w:r>
+      <w:proofErr w:type="spellEnd"/>
+      <w:r>
+        <w:rPr>
+          <w:lang w:val="es-MX"/>
+        </w:rPr>
+        <w:t xml:space="preserve"> (chat)</w:t>
+      </w:r>
+    </w:p>
+    <w:p>
+      <w:pPr>
+        <w:rPr>
+          <w:lang w:val="es-MX"/>
+        </w:rPr>
+      </w:pPr>
+      <w:proofErr w:type="spellStart"/>
+      <w:r>
+        <w:rPr>
+          <w:lang w:val="es-MX"/>
+        </w:rPr>
+        <w:t>Desc</w:t>
+      </w:r>
+      <w:proofErr w:type="spellEnd"/>
+      <w:r>
+        <w:rPr>
+          <w:lang w:val="es-MX"/>
+        </w:rPr>
+        <w:t xml:space="preserve"> por autor</w:t>
+      </w:r>
+    </w:p>
+    <w:p>
+      <w:pPr>
+        <w:rPr>
+          <w:lang w:val="es-MX"/>
+        </w:rPr>
+      </w:pPr>
+      <w:proofErr w:type="spellStart"/>
+      <w:r>
+        <w:rPr>
+          <w:lang w:val="es-MX"/>
+        </w:rPr>
+        <w:t>Img</w:t>
+      </w:r>
+      <w:proofErr w:type="spellEnd"/>
+      <w:r>
+        <w:rPr>
+          <w:lang w:val="es-MX"/>
+        </w:rPr>
+        <w:t xml:space="preserve"> png descargar en </w:t>
+      </w:r>
+      <w:proofErr w:type="spellStart"/>
+      <w:r>
+        <w:rPr>
+          <w:lang w:val="es-MX"/>
+        </w:rPr>
+        <w:t>assets</w:t>
+      </w:r>
+      <w:proofErr w:type="spellEnd"/>
+    </w:p>
+    <w:p>
+      <w:pPr>
+        <w:rPr>
+          <w:lang w:val="es-MX"/>
+        </w:rPr>
+      </w:pPr>
       <w:r>
         <w:rPr>
           <w:lang w:val="es-MX"/>
         </w:rPr>
         <w:lastRenderedPageBreak/>
-        <w:t>./ (desde) nombre carpeta /.vvv.jpg</w:t>
-      </w:r>
-    </w:p>
-    <w:p>
-      <w:pPr>
-        <w:rPr>
-          <w:lang w:val="es-MX"/>
-        </w:rPr>
-      </w:pPr>
-      <w:r>
-        <w:rPr>
-          <w:lang w:val="es-MX"/>
-        </w:rPr>
-        <w:t>Alt: texto alternativo</w:t>
-      </w:r>
-    </w:p>
-    <w:p>
-      <w:pPr>
-        <w:rPr>
-          <w:lang w:val="es-MX"/>
-        </w:rPr>
-      </w:pPr>
-      <w:proofErr w:type="spellStart"/>
-      <w:r>
-        <w:rPr>
-          <w:lang w:val="es-MX"/>
-        </w:rPr>
-        <w:t>Width</w:t>
-      </w:r>
-      <w:proofErr w:type="spellEnd"/>
-      <w:r>
-        <w:rPr>
-          <w:lang w:val="es-MX"/>
-        </w:rPr>
-        <w:t xml:space="preserve"> </w:t>
-      </w:r>
-    </w:p>
-    <w:p>
-      <w:pPr>
-        <w:rPr>
-          <w:lang w:val="es-MX"/>
-        </w:rPr>
-      </w:pPr>
-      <w:r>
-        <w:rPr>
-          <w:lang w:val="es-MX"/>
-        </w:rPr>
-        <w:t xml:space="preserve">Height: </w:t>
-      </w:r>
-      <w:proofErr w:type="spellStart"/>
-      <w:r>
-        <w:rPr>
-          <w:lang w:val="es-MX"/>
-        </w:rPr>
-        <w:t>px</w:t>
-      </w:r>
-      <w:proofErr w:type="spellEnd"/>
-      <w:r>
-        <w:rPr>
-          <w:lang w:val="es-MX"/>
-        </w:rPr>
-        <w:t xml:space="preserve">/porcentaje del </w:t>
-      </w:r>
-    </w:p>
-    <w:p>
-      <w:pPr>
-        <w:rPr>
-          <w:lang w:val="es-MX"/>
-        </w:rPr>
-      </w:pPr>
-    </w:p>
-    <w:p>
-      <w:pPr>
-        <w:rPr>
-          <w:lang w:val="es-MX"/>
-        </w:rPr>
-      </w:pPr>
-      <w:proofErr w:type="spellStart"/>
-      <w:r>
-        <w:rPr>
-          <w:lang w:val="es-MX"/>
-        </w:rPr>
-        <w:t>Tablericons</w:t>
-      </w:r>
-      <w:proofErr w:type="spellEnd"/>
-      <w:r>
-        <w:rPr>
-          <w:lang w:val="es-MX"/>
-        </w:rPr>
-        <w:t>=iconos copiar-----</w:t>
-      </w:r>
-    </w:p>
-    <w:p>
-      <w:pPr>
-        <w:rPr>
-          <w:lang w:val="es-MX"/>
-        </w:rPr>
-      </w:pPr>
-      <w:r>
-        <w:rPr>
-          <w:lang w:val="es-MX"/>
-        </w:rPr>
-        <w:t>SVG</w:t>
-      </w:r>
-    </w:p>
-    <w:p>
-      <w:pPr>
-        <w:rPr>
-          <w:lang w:val="es-MX"/>
-        </w:rPr>
-      </w:pPr>
-      <w:r>
-        <w:rPr>
-          <w:lang w:val="es-MX"/>
-        </w:rPr>
-        <w:t xml:space="preserve">Java lo vuelve interactivo y </w:t>
-      </w:r>
-      <w:proofErr w:type="spellStart"/>
-      <w:r>
-        <w:rPr>
-          <w:lang w:val="es-MX"/>
-        </w:rPr>
-        <w:t>csv</w:t>
-      </w:r>
-      <w:proofErr w:type="spellEnd"/>
-      <w:r>
-        <w:rPr>
-          <w:lang w:val="es-MX"/>
-        </w:rPr>
-        <w:t xml:space="preserve"> lo decora</w:t>
-      </w:r>
-    </w:p>
-    <w:p>
-      <w:pPr>
-        <w:rPr>
-          <w:lang w:val="es-MX"/>
-        </w:rPr>
-      </w:pPr>
-    </w:p>
-    <w:p>
-      <w:pPr>
-        <w:rPr>
-          <w:lang w:val="es-MX"/>
-        </w:rPr>
-      </w:pPr>
-      <w:r>
-        <w:rPr>
-          <w:lang w:val="es-MX"/>
-        </w:rPr>
-        <w:t>¡!</w:t>
-      </w:r>
-    </w:p>
-    <w:p>
-      <w:pPr>
-        <w:rPr>
-          <w:lang w:val="es-MX"/>
-        </w:rPr>
-      </w:pPr>
-      <w:r>
-        <w:rPr>
-          <w:lang w:val="es-MX"/>
-        </w:rPr>
-        <w:t xml:space="preserve">Nombre de la clase </w:t>
-      </w:r>
-      <w:proofErr w:type="spellStart"/>
-      <w:r>
-        <w:rPr>
-          <w:lang w:val="es-MX"/>
-        </w:rPr>
-        <w:t>title</w:t>
-      </w:r>
-      <w:proofErr w:type="spellEnd"/>
-    </w:p>
-    <w:p>
-      <w:pPr>
-        <w:rPr>
-          <w:lang w:val="es-MX"/>
-        </w:rPr>
-      </w:pPr>
-      <w:r>
-        <w:rPr>
-          <w:lang w:val="es-MX"/>
-        </w:rPr>
-        <w:t xml:space="preserve">Meta </w:t>
-      </w:r>
-      <w:proofErr w:type="spellStart"/>
-      <w:r>
-        <w:rPr>
-          <w:lang w:val="es-MX"/>
-        </w:rPr>
-        <w:t>desc</w:t>
-      </w:r>
-      <w:proofErr w:type="spellEnd"/>
-      <w:r>
-        <w:rPr>
-          <w:lang w:val="es-MX"/>
-        </w:rPr>
-        <w:t xml:space="preserve"> (chat)</w:t>
-      </w:r>
-    </w:p>
-    <w:p>
-      <w:pPr>
-        <w:rPr>
-          <w:lang w:val="es-MX"/>
-        </w:rPr>
-      </w:pPr>
-      <w:r>
-        <w:rPr>
-          <w:lang w:val="es-MX"/>
-        </w:rPr>
-        <w:t xml:space="preserve">Meta </w:t>
-      </w:r>
-      <w:proofErr w:type="spellStart"/>
-      <w:r>
-        <w:rPr>
-          <w:lang w:val="es-MX"/>
-        </w:rPr>
-        <w:t>keyword</w:t>
-      </w:r>
-      <w:proofErr w:type="spellEnd"/>
-      <w:r>
-        <w:rPr>
-          <w:lang w:val="es-MX"/>
-        </w:rPr>
-        <w:t xml:space="preserve"> (chat)</w:t>
-      </w:r>
-    </w:p>
-    <w:p>
-      <w:pPr>
-        <w:rPr>
-          <w:lang w:val="es-MX"/>
-        </w:rPr>
-      </w:pPr>
-      <w:proofErr w:type="spellStart"/>
-      <w:r>
-        <w:rPr>
-          <w:lang w:val="es-MX"/>
-        </w:rPr>
-        <w:t>Desc</w:t>
-      </w:r>
-      <w:proofErr w:type="spellEnd"/>
-      <w:r>
-        <w:rPr>
-          <w:lang w:val="es-MX"/>
-        </w:rPr>
-        <w:t xml:space="preserve"> por autor</w:t>
-      </w:r>
-    </w:p>
-    <w:p>
-      <w:pPr>
-        <w:rPr>
-          <w:lang w:val="es-MX"/>
-        </w:rPr>
-      </w:pPr>
-      <w:proofErr w:type="spellStart"/>
-      <w:r>
-        <w:rPr>
-          <w:lang w:val="es-MX"/>
-        </w:rPr>
-        <w:t>Img</w:t>
-      </w:r>
-      <w:proofErr w:type="spellEnd"/>
-      <w:r>
-        <w:rPr>
-          <w:lang w:val="es-MX"/>
-        </w:rPr>
-        <w:t xml:space="preserve"> png descargar en </w:t>
-      </w:r>
-      <w:proofErr w:type="spellStart"/>
-      <w:r>
-        <w:rPr>
-          <w:lang w:val="es-MX"/>
-        </w:rPr>
-        <w:t>assets</w:t>
-      </w:r>
-      <w:proofErr w:type="spellEnd"/>
-    </w:p>
-    <w:p>
-      <w:pPr>
-        <w:rPr>
-          <w:lang w:val="es-MX"/>
-        </w:rPr>
-      </w:pPr>
-      <w:r>
-        <w:rPr>
-          <w:lang w:val="es-MX"/>
-        </w:rPr>
         <w:t xml:space="preserve">Body </w:t>
       </w:r>
       <w:proofErr w:type="spellStart"/>
@@ -2318,6 +4778,95 @@
     </w:lvl>
   </w:abstractNum>
   <w:abstractNum w:abstractNumId="4" w15:restartNumberingAfterBreak="0">
+    <w:nsid w:val="67811D70"/>
+    <w:multiLevelType w:val="hybridMultilevel"/>
+    <w:tmpl w:val="3A2CF7FC"/>
+    <w:lvl w:ilvl="0" w:tplc="2C0A0011">
+      <w:start w:val="1"/>
+      <w:numFmt w:val="decimal"/>
+      <w:lvlText w:val="%1)"/>
+      <w:lvlJc w:val="left"/>
+      <w:pPr>
+        <w:ind w:left="720" w:hanging="360"/>
+      </w:pPr>
+      <w:rPr>
+        <w:rFonts w:hint="default"/>
+      </w:rPr>
+    </w:lvl>
+    <w:lvl w:ilvl="1" w:tplc="2C0A0019" w:tentative="1">
+      <w:start w:val="1"/>
+      <w:numFmt w:val="lowerLetter"/>
+      <w:lvlText w:val="%2."/>
+      <w:lvlJc w:val="left"/>
+      <w:pPr>
+        <w:ind w:left="1440" w:hanging="360"/>
+      </w:pPr>
+    </w:lvl>
+    <w:lvl w:ilvl="2" w:tplc="2C0A001B" w:tentative="1">
+      <w:start w:val="1"/>
+      <w:numFmt w:val="lowerRoman"/>
+      <w:lvlText w:val="%3."/>
+      <w:lvlJc w:val="right"/>
+      <w:pPr>
+        <w:ind w:left="2160" w:hanging="180"/>
+      </w:pPr>
+    </w:lvl>
+    <w:lvl w:ilvl="3" w:tplc="2C0A000F" w:tentative="1">
+      <w:start w:val="1"/>
+      <w:numFmt w:val="decimal"/>
+      <w:lvlText w:val="%4."/>
+      <w:lvlJc w:val="left"/>
+      <w:pPr>
+        <w:ind w:left="2880" w:hanging="360"/>
+      </w:pPr>
+    </w:lvl>
+    <w:lvl w:ilvl="4" w:tplc="2C0A0019" w:tentative="1">
+      <w:start w:val="1"/>
+      <w:numFmt w:val="lowerLetter"/>
+      <w:lvlText w:val="%5."/>
+      <w:lvlJc w:val="left"/>
+      <w:pPr>
+        <w:ind w:left="3600" w:hanging="360"/>
+      </w:pPr>
+    </w:lvl>
+    <w:lvl w:ilvl="5" w:tplc="2C0A001B" w:tentative="1">
+      <w:start w:val="1"/>
+      <w:numFmt w:val="lowerRoman"/>
+      <w:lvlText w:val="%6."/>
+      <w:lvlJc w:val="right"/>
+      <w:pPr>
+        <w:ind w:left="4320" w:hanging="180"/>
+      </w:pPr>
+    </w:lvl>
+    <w:lvl w:ilvl="6" w:tplc="2C0A000F" w:tentative="1">
+      <w:start w:val="1"/>
+      <w:numFmt w:val="decimal"/>
+      <w:lvlText w:val="%7."/>
+      <w:lvlJc w:val="left"/>
+      <w:pPr>
+        <w:ind w:left="5040" w:hanging="360"/>
+      </w:pPr>
+    </w:lvl>
+    <w:lvl w:ilvl="7" w:tplc="2C0A0019" w:tentative="1">
+      <w:start w:val="1"/>
+      <w:numFmt w:val="lowerLetter"/>
+      <w:lvlText w:val="%8."/>
+      <w:lvlJc w:val="left"/>
+      <w:pPr>
+        <w:ind w:left="5760" w:hanging="360"/>
+      </w:pPr>
+    </w:lvl>
+    <w:lvl w:ilvl="8" w:tplc="2C0A001B" w:tentative="1">
+      <w:start w:val="1"/>
+      <w:numFmt w:val="lowerRoman"/>
+      <w:lvlText w:val="%9."/>
+      <w:lvlJc w:val="right"/>
+      <w:pPr>
+        <w:ind w:left="6480" w:hanging="180"/>
+      </w:pPr>
+    </w:lvl>
+  </w:abstractNum>
+  <w:abstractNum w:abstractNumId="5" w15:restartNumberingAfterBreak="0">
     <w:nsid w:val="6CA013F8"/>
     <w:multiLevelType w:val="multilevel"/>
     <w:tmpl w:val="7376FF04"/>
@@ -2476,10 +5025,13 @@
     <w:abstractNumId w:val="2"/>
   </w:num>
   <w:num w:numId="4" w16cid:durableId="2076052638">
-    <w:abstractNumId w:val="4"/>
+    <w:abstractNumId w:val="5"/>
   </w:num>
   <w:num w:numId="5" w16cid:durableId="883904022">
     <w:abstractNumId w:val="1"/>
+  </w:num>
+  <w:num w:numId="6" w16cid:durableId="1661696015">
+    <w:abstractNumId w:val="4"/>
   </w:num>
 </w:numbering>
 </file>
